--- a/template.docx
+++ b/template.docx
@@ -1960,23 +1960,23 @@
         <mc:AlternateContent>
           <mc:Choice Requires="wps">
             <w:drawing>
-              <wp:anchor distT="0" distB="0" distL="114300" distR="114300" simplePos="0" relativeHeight="251658245" behindDoc="0" locked="0" layoutInCell="1" allowOverlap="1" wp14:anchorId="69B0F8D9" wp14:editId="27EC29DF">
+              <wp:anchor distT="0" distB="0" distL="114300" distR="114300" simplePos="0" relativeHeight="251658245" behindDoc="0" locked="0" layoutInCell="1" allowOverlap="1" wp14:anchorId="69B0F8D9" wp14:editId="32B15AC6">
                 <wp:simplePos x="0" y="0"/>
                 <wp:positionH relativeFrom="margin">
-                  <wp:posOffset>-666750</wp:posOffset>
+                  <wp:posOffset>-667385</wp:posOffset>
                 </wp:positionH>
                 <wp:positionV relativeFrom="paragraph">
                   <wp:posOffset>369570</wp:posOffset>
                 </wp:positionV>
-                <wp:extent cx="3224530" cy="3857625"/>
+                <wp:extent cx="4105275" cy="3857625"/>
                 <wp:effectExtent l="0" t="0" r="0" b="0"/>
                 <wp:wrapThrough wrapText="bothSides">
                   <wp:wrapPolygon edited="0">
-                    <wp:start x="383" y="0"/>
-                    <wp:lineTo x="383" y="21440"/>
-                    <wp:lineTo x="21183" y="21440"/>
-                    <wp:lineTo x="21183" y="0"/>
-                    <wp:lineTo x="383" y="0"/>
+                    <wp:start x="301" y="0"/>
+                    <wp:lineTo x="301" y="21440"/>
+                    <wp:lineTo x="21249" y="21440"/>
+                    <wp:lineTo x="21249" y="0"/>
+                    <wp:lineTo x="301" y="0"/>
                   </wp:wrapPolygon>
                 </wp:wrapThrough>
                 <wp:docPr id="691873433" name="Text Box 15"/>
@@ -1988,7 +1988,7 @@
                       <wps:spPr>
                         <a:xfrm>
                           <a:off x="0" y="0"/>
-                          <a:ext cx="3224530" cy="3857625"/>
+                          <a:ext cx="4105275" cy="3857625"/>
                         </a:xfrm>
                         <a:prstGeom prst="rect">
                           <a:avLst/>
@@ -2184,7 +2184,11 @@
           </mc:Choice>
           <mc:Fallback>
             <w:pict>
-              <v:shape w14:anchorId="69B0F8D9" id="Text Box 15" o:spid="_x0000_s1030" type="#_x0000_t202" style="position:absolute;margin-left:-52.5pt;margin-top:29.1pt;width:253.9pt;height:303.75pt;z-index:251658245;visibility:visible;mso-wrap-style:square;mso-width-percent:0;mso-height-percent:0;mso-wrap-distance-left:9pt;mso-wrap-distance-top:0;mso-wrap-distance-right:9pt;mso-wrap-distance-bottom:0;mso-position-horizontal:absolute;mso-position-horizontal-relative:margin;mso-position-vertical:absolute;mso-position-vertical-relative:text;mso-width-percent:0;mso-height-percent:0;mso-width-relative:margin;mso-height-relative:margin;v-text-anchor:bottom" o:gfxdata="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" filled="f" stroked="f" strokeweight=".5pt">
+              <v:shapetype w14:anchorId="69B0F8D9" id="_x0000_t202" coordsize="21600,21600" o:spt="202" path="m,l,21600r21600,l21600,xe">
+                <v:stroke joinstyle="miter"/>
+                <v:path gradientshapeok="t" o:connecttype="rect"/>
+              </v:shapetype>
+              <v:shape id="Text Box 15" o:spid="_x0000_s1030" type="#_x0000_t202" style="position:absolute;margin-left:-52.55pt;margin-top:29.1pt;width:323.25pt;height:303.75pt;z-index:251658245;visibility:visible;mso-wrap-style:square;mso-width-percent:0;mso-height-percent:0;mso-wrap-distance-left:9pt;mso-wrap-distance-top:0;mso-wrap-distance-right:9pt;mso-wrap-distance-bottom:0;mso-position-horizontal:absolute;mso-position-horizontal-relative:margin;mso-position-vertical:absolute;mso-position-vertical-relative:text;mso-width-percent:0;mso-height-percent:0;mso-width-relative:margin;mso-height-relative:margin;v-text-anchor:bottom" o:gfxdata="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" filled="f" stroked="f" strokeweight=".5pt">
                 <v:textbox>
                   <w:txbxContent>
                     <w:p>
@@ -2869,7 +2873,7 @@
           <w:sz w:val="32"/>
           <w:szCs w:val="32"/>
         </w:rPr>
-        <w:t>Bill of Material:</w:t>
+        <w:t>{{ section.header }}</w:t>
       </w:r>
     </w:p>
     <w:p>
@@ -2964,8 +2968,37 @@
         <w:rPr>
           <w:rFonts w:ascii="Aptos Narrow" w:hAnsi="Aptos Narrow" w:cs="Arial"/>
         </w:rPr>
-        <w:t xml:space="preserve"> %}</w:t>
+        <w:t xml:space="preserve"> </w:t>
       </w:r>
+      <w:proofErr w:type="gramStart"/>
+      <w:r>
+        <w:rPr>
+          <w:rFonts w:ascii="Aptos Narrow" w:hAnsi="Aptos Narrow" w:cs="Arial"/>
+        </w:rPr>
+        <w:t>%}</w:t>
+      </w:r>
+      <w:r>
+        <w:rPr>
+          <w:rFonts w:ascii="Aptos Narrow" w:hAnsi="Aptos Narrow" w:cs="Arial"/>
+        </w:rPr>
+        <w:t>Payment</w:t>
+      </w:r>
+      <w:proofErr w:type="gramEnd"/>
+      <w:r>
+        <w:rPr>
+          <w:rFonts w:ascii="Aptos Narrow" w:hAnsi="Aptos Narrow" w:cs="Arial"/>
+        </w:rPr>
+        <w:t xml:space="preserve"> terms are Net 30. Prices are valid for 30 days from date of issue.</w:t>
+      </w:r>
+    </w:p>
+    <w:p>
+      <w:pPr>
+        <w:spacing w:after="0"/>
+        <w:jc w:val="both"/>
+        <w:rPr>
+          <w:rFonts w:ascii="Aptos Narrow" w:hAnsi="Aptos Narrow" w:cs="Arial"/>
+        </w:rPr>
+      </w:pPr>
     </w:p>
     <w:p>
       <w:pPr>
@@ -9090,6 +9123,19 @@
 </file>
 
 <file path=customXml/item2.xml><?xml version="1.0" encoding="utf-8"?>
+<b:Sources xmlns:b="http://schemas.openxmlformats.org/officeDocument/2006/bibliography" xmlns="http://schemas.openxmlformats.org/officeDocument/2006/bibliography" SelectedStyle="\APASixthEditionOfficeOnline.xsl" StyleName="APA" Version="6"/>
+</file>
+
+<file path=customXml/item3.xml><?xml version="1.0" encoding="utf-8"?>
+<?mso-contentType ?>
+<FormTemplates xmlns="http://schemas.microsoft.com/sharepoint/v3/contenttype/forms">
+  <Display>DocumentLibraryForm</Display>
+  <Edit>DocumentLibraryForm</Edit>
+  <New>DocumentLibraryForm</New>
+</FormTemplates>
+</file>
+
+<file path=customXml/item4.xml><?xml version="1.0" encoding="utf-8"?>
 <p:properties xmlns:p="http://schemas.microsoft.com/office/2006/metadata/properties" xmlns:xsi="http://www.w3.org/2001/XMLSchema-instance" xmlns:pc="http://schemas.microsoft.com/office/infopath/2007/PartnerControls">
   <documentManagement>
     <TaxCatchAll xmlns="1240a608-ab0c-4b9e-a7e8-98b322547dfc" xsi:nil="true"/>
@@ -9105,19 +9151,6 @@
     </LastEdited>
   </documentManagement>
 </p:properties>
-</file>
-
-<file path=customXml/item3.xml><?xml version="1.0" encoding="utf-8"?>
-<?mso-contentType ?>
-<FormTemplates xmlns="http://schemas.microsoft.com/sharepoint/v3/contenttype/forms">
-  <Display>DocumentLibraryForm</Display>
-  <Edit>DocumentLibraryForm</Edit>
-  <New>DocumentLibraryForm</New>
-</FormTemplates>
-</file>
-
-<file path=customXml/item4.xml><?xml version="1.0" encoding="utf-8"?>
-<b:Sources xmlns:b="http://schemas.openxmlformats.org/officeDocument/2006/bibliography" xmlns="http://schemas.openxmlformats.org/officeDocument/2006/bibliography" SelectedStyle="\APASixthEditionOfficeOnline.xsl" StyleName="APA" Version="6"/>
 </file>
 
 <file path=customXml/itemProps1.xml><?xml version="1.0" encoding="utf-8"?>
@@ -9140,12 +9173,9 @@
 </file>
 
 <file path=customXml/itemProps2.xml><?xml version="1.0" encoding="utf-8"?>
-<ds:datastoreItem xmlns:ds="http://schemas.openxmlformats.org/officeDocument/2006/customXml" ds:itemID="{198F2852-3330-4053-9879-43F29ED4AB86}">
+<ds:datastoreItem xmlns:ds="http://schemas.openxmlformats.org/officeDocument/2006/customXml" ds:itemID="{019E14DF-1C9B-43A7-814A-E736EE78D25A}">
   <ds:schemaRefs>
-    <ds:schemaRef ds:uri="http://schemas.microsoft.com/office/2006/metadata/properties"/>
-    <ds:schemaRef ds:uri="http://schemas.microsoft.com/office/infopath/2007/PartnerControls"/>
-    <ds:schemaRef ds:uri="1240a608-ab0c-4b9e-a7e8-98b322547dfc"/>
-    <ds:schemaRef ds:uri="17280a2b-37da-44d9-bded-03910e228e5a"/>
+    <ds:schemaRef ds:uri="http://schemas.openxmlformats.org/officeDocument/2006/bibliography"/>
   </ds:schemaRefs>
 </ds:datastoreItem>
 </file>
@@ -9159,9 +9189,12 @@
 </file>
 
 <file path=customXml/itemProps4.xml><?xml version="1.0" encoding="utf-8"?>
-<ds:datastoreItem xmlns:ds="http://schemas.openxmlformats.org/officeDocument/2006/customXml" ds:itemID="{019E14DF-1C9B-43A7-814A-E736EE78D25A}">
+<ds:datastoreItem xmlns:ds="http://schemas.openxmlformats.org/officeDocument/2006/customXml" ds:itemID="{198F2852-3330-4053-9879-43F29ED4AB86}">
   <ds:schemaRefs>
-    <ds:schemaRef ds:uri="http://schemas.openxmlformats.org/officeDocument/2006/bibliography"/>
+    <ds:schemaRef ds:uri="http://schemas.microsoft.com/office/2006/metadata/properties"/>
+    <ds:schemaRef ds:uri="http://schemas.microsoft.com/office/infopath/2007/PartnerControls"/>
+    <ds:schemaRef ds:uri="1240a608-ab0c-4b9e-a7e8-98b322547dfc"/>
+    <ds:schemaRef ds:uri="17280a2b-37da-44d9-bded-03910e228e5a"/>
   </ds:schemaRefs>
 </ds:datastoreItem>
 </file>

--- a/template.docx
+++ b/template.docx
@@ -282,13 +282,13 @@
         <mc:AlternateContent>
           <mc:Choice Requires="wps">
             <w:drawing>
-              <wp:anchor distT="45720" distB="45720" distL="114300" distR="114300" simplePos="0" relativeHeight="251660298" behindDoc="0" locked="0" layoutInCell="1" allowOverlap="1" wp14:anchorId="31CE8578" wp14:editId="2D7B1EE4">
+              <wp:anchor distT="45720" distB="45720" distL="114300" distR="114300" simplePos="0" relativeHeight="251660298" behindDoc="0" locked="0" layoutInCell="1" allowOverlap="1" wp14:anchorId="31CE8578" wp14:editId="12234E2F">
                 <wp:simplePos x="0" y="0"/>
                 <wp:positionH relativeFrom="margin">
                   <wp:posOffset>3695700</wp:posOffset>
                 </wp:positionH>
                 <wp:positionV relativeFrom="paragraph">
-                  <wp:posOffset>193040</wp:posOffset>
+                  <wp:posOffset>307340</wp:posOffset>
                 </wp:positionV>
                 <wp:extent cx="2800350" cy="1099185"/>
                 <wp:effectExtent l="0" t="0" r="0" b="5715"/>
@@ -446,7 +446,7 @@
                 <v:stroke joinstyle="miter"/>
                 <v:path gradientshapeok="t" o:connecttype="rect"/>
               </v:shapetype>
-              <v:shape id="Text Box 2" o:spid="_x0000_s1026" type="#_x0000_t202" style="position:absolute;margin-left:291pt;margin-top:15.2pt;width:220.5pt;height:86.55pt;z-index:251660298;visibility:visible;mso-wrap-style:square;mso-width-percent:0;mso-height-percent:0;mso-wrap-distance-left:9pt;mso-wrap-distance-top:3.6pt;mso-wrap-distance-right:9pt;mso-wrap-distance-bottom:3.6pt;mso-position-horizontal:absolute;mso-position-horizontal-relative:margin;mso-position-vertical:absolute;mso-position-vertical-relative:text;mso-width-percent:0;mso-height-percent:0;mso-width-relative:margin;mso-height-relative:margin;v-text-anchor:top" o:gfxdata="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" stroked="f">
+              <v:shape id="Text Box 2" o:spid="_x0000_s1026" type="#_x0000_t202" style="position:absolute;margin-left:291pt;margin-top:24.2pt;width:220.5pt;height:86.55pt;z-index:251660298;visibility:visible;mso-wrap-style:square;mso-width-percent:0;mso-height-percent:0;mso-wrap-distance-left:9pt;mso-wrap-distance-top:3.6pt;mso-wrap-distance-right:9pt;mso-wrap-distance-bottom:3.6pt;mso-position-horizontal:absolute;mso-position-horizontal-relative:margin;mso-position-vertical:absolute;mso-position-vertical-relative:text;mso-width-percent:0;mso-height-percent:0;mso-width-relative:margin;mso-height-relative:margin;v-text-anchor:top" o:gfxdata="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" stroked="f">
                 <v:textbox>
                   <w:txbxContent>
                     <w:p>
@@ -943,6 +943,14 @@
                                 <w:sz w:val="40"/>
                                 <w:szCs w:val="40"/>
                               </w:rPr>
+                              <w:t xml:space="preserve">Budgetary </w:t>
+                            </w:r>
+                            <w:r>
+                              <w:rPr>
+                                <w:rFonts w:ascii="Aptos Narrow" w:hAnsi="Aptos Narrow"/>
+                                <w:sz w:val="40"/>
+                                <w:szCs w:val="40"/>
+                              </w:rPr>
                               <w:t>Quote</w:t>
                             </w:r>
                           </w:p>
@@ -1031,7 +1039,11 @@
           </mc:Choice>
           <mc:Fallback>
             <w:pict>
-              <v:shape w14:anchorId="6A4815A4" id="Text Box 11" o:spid="_x0000_s1028" type="#_x0000_t202" style="position:absolute;margin-left:-62.85pt;margin-top:33.5pt;width:221.65pt;height:53.25pt;z-index:251658248;visibility:visible;mso-wrap-style:square;mso-width-percent:0;mso-height-percent:0;mso-wrap-distance-left:9pt;mso-wrap-distance-top:0;mso-wrap-distance-right:9pt;mso-wrap-distance-bottom:0;mso-position-horizontal:absolute;mso-position-horizontal-relative:text;mso-position-vertical:absolute;mso-position-vertical-relative:text;mso-width-percent:0;mso-height-percent:0;mso-width-relative:margin;mso-height-relative:margin;v-text-anchor:top" o:gfxdata="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" filled="f" stroked="f" strokeweight=".5pt">
+              <v:shapetype w14:anchorId="6A4815A4" id="_x0000_t202" coordsize="21600,21600" o:spt="202" path="m,l,21600r21600,l21600,xe">
+                <v:stroke joinstyle="miter"/>
+                <v:path gradientshapeok="t" o:connecttype="rect"/>
+              </v:shapetype>
+              <v:shape id="Text Box 11" o:spid="_x0000_s1028" type="#_x0000_t202" style="position:absolute;margin-left:-62.85pt;margin-top:33.5pt;width:221.65pt;height:53.25pt;z-index:251658248;visibility:visible;mso-wrap-style:square;mso-width-percent:0;mso-height-percent:0;mso-wrap-distance-left:9pt;mso-wrap-distance-top:0;mso-wrap-distance-right:9pt;mso-wrap-distance-bottom:0;mso-position-horizontal:absolute;mso-position-horizontal-relative:text;mso-position-vertical:absolute;mso-position-vertical-relative:text;mso-width-percent:0;mso-height-percent:0;mso-width-relative:margin;mso-height-relative:margin;v-text-anchor:top" o:gfxdata="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" filled="f" stroked="f" strokeweight=".5pt">
                 <v:textbox>
                   <w:txbxContent>
                     <w:p>
@@ -1043,6 +1055,14 @@
                           <w:szCs w:val="40"/>
                         </w:rPr>
                       </w:pPr>
+                      <w:r>
+                        <w:rPr>
+                          <w:rFonts w:ascii="Aptos Narrow" w:hAnsi="Aptos Narrow"/>
+                          <w:sz w:val="40"/>
+                          <w:szCs w:val="40"/>
+                        </w:rPr>
+                        <w:t xml:space="preserve">Budgetary </w:t>
+                      </w:r>
                       <w:r>
                         <w:rPr>
                           <w:rFonts w:ascii="Aptos Narrow" w:hAnsi="Aptos Narrow"/>
@@ -2086,6 +2106,15 @@
                               <w:spacing w:after="0"/>
                               <w:rPr>
                                 <w:rFonts w:ascii="Aptos Narrow" w:hAnsi="Aptos Narrow"/>
+                                <w:color w:val="FFFFFF" w:themeColor="background1"/>
+                              </w:rPr>
+                            </w:pPr>
+                          </w:p>
+                          <w:p>
+                            <w:pPr>
+                              <w:spacing w:after="0"/>
+                              <w:rPr>
+                                <w:rFonts w:ascii="Aptos Narrow" w:hAnsi="Aptos Narrow"/>
                                 <w:b/>
                                 <w:bCs/>
                                 <w:color w:val="FFFFFF" w:themeColor="background1"/>
@@ -2277,6 +2306,15 @@
                         <w:spacing w:after="0"/>
                         <w:rPr>
                           <w:rFonts w:ascii="Aptos Narrow" w:hAnsi="Aptos Narrow"/>
+                          <w:color w:val="FFFFFF" w:themeColor="background1"/>
+                        </w:rPr>
+                      </w:pPr>
+                    </w:p>
+                    <w:p>
+                      <w:pPr>
+                        <w:spacing w:after="0"/>
+                        <w:rPr>
+                          <w:rFonts w:ascii="Aptos Narrow" w:hAnsi="Aptos Narrow"/>
                           <w:b/>
                           <w:bCs/>
                           <w:color w:val="FFFFFF" w:themeColor="background1"/>
@@ -2398,6 +2436,13 @@
           <w:rFonts w:ascii="Aptos Narrow" w:hAnsi="Aptos Narrow"/>
         </w:rPr>
       </w:pPr>
+    </w:p>
+    <w:p>
+      <w:pPr>
+        <w:rPr>
+          <w:rFonts w:ascii="Aptos Narrow" w:hAnsi="Aptos Narrow"/>
+        </w:rPr>
+      </w:pPr>
       <w:r>
         <w:rPr>
           <w:rFonts w:ascii="Aptos Narrow" w:hAnsi="Aptos Narrow"/>
@@ -2406,13 +2451,13 @@
         <mc:AlternateContent>
           <mc:Choice Requires="wps">
             <w:drawing>
-              <wp:anchor distT="0" distB="0" distL="114300" distR="114300" simplePos="0" relativeHeight="251658250" behindDoc="0" locked="0" layoutInCell="1" allowOverlap="1" wp14:anchorId="20223C93" wp14:editId="664AD87B">
+              <wp:anchor distT="0" distB="0" distL="114300" distR="114300" simplePos="0" relativeHeight="251658250" behindDoc="0" locked="0" layoutInCell="1" allowOverlap="1" wp14:anchorId="20223C93" wp14:editId="7883AFD1">
                 <wp:simplePos x="0" y="0"/>
                 <wp:positionH relativeFrom="margin">
-                  <wp:posOffset>3804920</wp:posOffset>
+                  <wp:posOffset>3814445</wp:posOffset>
                 </wp:positionH>
                 <wp:positionV relativeFrom="paragraph">
-                  <wp:posOffset>184150</wp:posOffset>
+                  <wp:posOffset>73660</wp:posOffset>
                 </wp:positionV>
                 <wp:extent cx="2729865" cy="2299335"/>
                 <wp:effectExtent l="0" t="0" r="0" b="0"/>
@@ -2481,7 +2526,7 @@
           </mc:Choice>
           <mc:Fallback>
             <w:pict>
-              <v:shape w14:anchorId="20223C93" id="_x0000_s1031" type="#_x0000_t202" style="position:absolute;margin-left:299.6pt;margin-top:14.5pt;width:214.95pt;height:181.05pt;z-index:251658250;visibility:visible;mso-wrap-style:square;mso-width-percent:0;mso-height-percent:0;mso-wrap-distance-left:9pt;mso-wrap-distance-top:0;mso-wrap-distance-right:9pt;mso-wrap-distance-bottom:0;mso-position-horizontal:absolute;mso-position-horizontal-relative:margin;mso-position-vertical:absolute;mso-position-vertical-relative:text;mso-width-percent:0;mso-height-percent:0;mso-width-relative:margin;mso-height-relative:margin;v-text-anchor:bottom" o:gfxdata="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" filled="f" stroked="f" strokeweight=".5pt">
+              <v:shape w14:anchorId="20223C93" id="_x0000_s1031" type="#_x0000_t202" style="position:absolute;margin-left:300.35pt;margin-top:5.8pt;width:214.95pt;height:181.05pt;z-index:251658250;visibility:visible;mso-wrap-style:square;mso-width-percent:0;mso-height-percent:0;mso-wrap-distance-left:9pt;mso-wrap-distance-top:0;mso-wrap-distance-right:9pt;mso-wrap-distance-bottom:0;mso-position-horizontal:absolute;mso-position-horizontal-relative:margin;mso-position-vertical:absolute;mso-position-vertical-relative:text;mso-width-percent:0;mso-height-percent:0;mso-width-relative:margin;mso-height-relative:margin;v-text-anchor:bottom" o:gfxdata="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" filled="f" stroked="f" strokeweight=".5pt">
                 <v:textbox>
                   <w:txbxContent>
                     <w:p>
@@ -2524,13 +2569,6 @@
     <w:p>
       <w:pPr>
         <w:rPr>
-          <w:rFonts w:ascii="Aptos Narrow" w:hAnsi="Aptos Narrow"/>
-        </w:rPr>
-      </w:pPr>
-    </w:p>
-    <w:p>
-      <w:pPr>
-        <w:rPr>
           <w:rFonts w:ascii="Aptos Narrow" w:hAnsi="Aptos Narrow" w:cs="Arial"/>
           <w:b/>
           <w:color w:val="A90533"/>
@@ -3089,9 +3127,12 @@
           <w:rFonts w:ascii="Aptos" w:eastAsia="Aptos" w:hAnsi="Aptos" w:cs="Aptos"/>
         </w:rPr>
         <w:sectPr>
-          <w:headerReference w:type="default" r:id="rId18"/>
-          <w:footerReference w:type="default" r:id="rId19"/>
-          <w:headerReference w:type="first" r:id="rId20"/>
+          <w:headerReference w:type="even" r:id="rId18"/>
+          <w:headerReference w:type="default" r:id="rId19"/>
+          <w:footerReference w:type="even" r:id="rId20"/>
+          <w:footerReference w:type="default" r:id="rId21"/>
+          <w:headerReference w:type="first" r:id="rId22"/>
+          <w:footerReference w:type="first" r:id="rId23"/>
           <w:pgSz w:w="12240" w:h="15840" w:code="1"/>
           <w:pgMar w:top="288" w:right="1440" w:bottom="288" w:left="1440" w:header="43" w:footer="115" w:gutter="0"/>
           <w:cols w:space="720"/>
@@ -3185,6 +3226,16 @@
   <w:p>
     <w:pPr>
       <w:pStyle w:val="Footer"/>
+    </w:pPr>
+  </w:p>
+</w:ftr>
+</file>
+
+<file path=word/footer2.xml><?xml version="1.0" encoding="utf-8"?>
+<w:ftr xmlns:wpc="http://schemas.microsoft.com/office/word/2010/wordprocessingCanvas" xmlns:cx="http://schemas.microsoft.com/office/drawing/2014/chartex" xmlns:cx1="http://schemas.microsoft.com/office/drawing/2015/9/8/chartex" xmlns:cx2="http://schemas.microsoft.com/office/drawing/2015/10/21/chartex" xmlns:cx3="http://schemas.microsoft.com/office/drawing/2016/5/9/chartex" xmlns:cx4="http://schemas.microsoft.com/office/drawing/2016/5/10/chartex" xmlns:cx5="http://schemas.microsoft.com/office/drawing/2016/5/11/chartex" xmlns:cx6="http://schemas.microsoft.com/office/drawing/2016/5/12/chartex" xmlns:cx7="http://schemas.microsoft.com/office/drawing/2016/5/13/chartex" xmlns:cx8="http://schemas.microsoft.com/office/drawing/2016/5/14/chartex" xmlns:mc="http://schemas.openxmlformats.org/markup-compatibility/2006" xmlns:aink="http://schemas.microsoft.com/office/drawing/2016/ink" xmlns:am3d="http://schemas.microsoft.com/office/drawing/2017/model3d" xmlns:o="urn:schemas-microsoft-com:office:office" xmlns:oel="http://schemas.microsoft.com/office/2019/extlst" xmlns:r="http://schemas.openxmlformats.org/officeDocument/2006/relationships" xmlns:m="http://schemas.openxmlformats.org/officeDocument/2006/math" xmlns:v="urn:schemas-microsoft-com:vml" xmlns:wp14="http://schemas.microsoft.com/office/word/2010/wordprocessingDrawing" xmlns:wp="http://schemas.openxmlformats.org/drawingml/2006/wordprocessingDrawing" xmlns:w10="urn:schemas-microsoft-com:office:word" xmlns:w="http://schemas.openxmlformats.org/wordprocessingml/2006/main" xmlns:w14="http://schemas.microsoft.com/office/word/2010/wordml" xmlns:w15="http://schemas.microsoft.com/office/word/2012/wordml" xmlns:w16cex="http://schemas.microsoft.com/office/word/2018/wordml/cex" xmlns:w16cid="http://schemas.microsoft.com/office/word/2016/wordml/cid" xmlns:w16="http://schemas.microsoft.com/office/word/2018/wordml" xmlns:w16du="http://schemas.microsoft.com/office/word/2023/wordml/word16du" xmlns:w16sdtdh="http://schemas.microsoft.com/office/word/2020/wordml/sdtdatahash" xmlns:w16sdtfl="http://schemas.microsoft.com/office/word/2024/wordml/sdtformatlock" xmlns:w16se="http://schemas.microsoft.com/office/word/2015/wordml/symex" xmlns:wpg="http://schemas.microsoft.com/office/word/2010/wordprocessingGroup" xmlns:wpi="http://schemas.microsoft.com/office/word/2010/wordprocessingInk" xmlns:wne="http://schemas.microsoft.com/office/word/2006/wordml" xmlns:wps="http://schemas.microsoft.com/office/word/2010/wordprocessingShape" mc:Ignorable="w14 w15 w16se w16cid w16 w16cex w16sdtdh w16sdtfl w16du wp14">
+  <w:p>
+    <w:pPr>
+      <w:pStyle w:val="Footer"/>
       <w:rPr>
         <w:rFonts w:cstheme="minorHAnsi"/>
         <w:sz w:val="18"/>
@@ -3196,7 +3247,7 @@
         <w:noProof/>
       </w:rPr>
       <w:drawing>
-        <wp:anchor distT="0" distB="0" distL="114300" distR="114300" simplePos="0" relativeHeight="251658240" behindDoc="0" locked="0" layoutInCell="1" allowOverlap="1" wp14:anchorId="25C986ED" wp14:editId="352DCB3B">
+        <wp:anchor distT="0" distB="0" distL="114300" distR="114300" simplePos="0" relativeHeight="251656704" behindDoc="0" locked="0" layoutInCell="1" allowOverlap="1" wp14:anchorId="25C986ED" wp14:editId="352DCB3B">
           <wp:simplePos x="0" y="0"/>
           <wp:positionH relativeFrom="column">
             <wp:posOffset>50800</wp:posOffset>
@@ -3354,6 +3405,16 @@
 </w:ftr>
 </file>
 
+<file path=word/footer3.xml><?xml version="1.0" encoding="utf-8"?>
+<w:ftr xmlns:wpc="http://schemas.microsoft.com/office/word/2010/wordprocessingCanvas" xmlns:cx="http://schemas.microsoft.com/office/drawing/2014/chartex" xmlns:cx1="http://schemas.microsoft.com/office/drawing/2015/9/8/chartex" xmlns:cx2="http://schemas.microsoft.com/office/drawing/2015/10/21/chartex" xmlns:cx3="http://schemas.microsoft.com/office/drawing/2016/5/9/chartex" xmlns:cx4="http://schemas.microsoft.com/office/drawing/2016/5/10/chartex" xmlns:cx5="http://schemas.microsoft.com/office/drawing/2016/5/11/chartex" xmlns:cx6="http://schemas.microsoft.com/office/drawing/2016/5/12/chartex" xmlns:cx7="http://schemas.microsoft.com/office/drawing/2016/5/13/chartex" xmlns:cx8="http://schemas.microsoft.com/office/drawing/2016/5/14/chartex" xmlns:mc="http://schemas.openxmlformats.org/markup-compatibility/2006" xmlns:aink="http://schemas.microsoft.com/office/drawing/2016/ink" xmlns:am3d="http://schemas.microsoft.com/office/drawing/2017/model3d" xmlns:o="urn:schemas-microsoft-com:office:office" xmlns:oel="http://schemas.microsoft.com/office/2019/extlst" xmlns:r="http://schemas.openxmlformats.org/officeDocument/2006/relationships" xmlns:m="http://schemas.openxmlformats.org/officeDocument/2006/math" xmlns:v="urn:schemas-microsoft-com:vml" xmlns:wp14="http://schemas.microsoft.com/office/word/2010/wordprocessingDrawing" xmlns:wp="http://schemas.openxmlformats.org/drawingml/2006/wordprocessingDrawing" xmlns:w10="urn:schemas-microsoft-com:office:word" xmlns:w="http://schemas.openxmlformats.org/wordprocessingml/2006/main" xmlns:w14="http://schemas.microsoft.com/office/word/2010/wordml" xmlns:w15="http://schemas.microsoft.com/office/word/2012/wordml" xmlns:w16cex="http://schemas.microsoft.com/office/word/2018/wordml/cex" xmlns:w16cid="http://schemas.microsoft.com/office/word/2016/wordml/cid" xmlns:w16="http://schemas.microsoft.com/office/word/2018/wordml" xmlns:w16du="http://schemas.microsoft.com/office/word/2023/wordml/word16du" xmlns:w16sdtdh="http://schemas.microsoft.com/office/word/2020/wordml/sdtdatahash" xmlns:w16sdtfl="http://schemas.microsoft.com/office/word/2024/wordml/sdtformatlock" xmlns:w16se="http://schemas.microsoft.com/office/word/2015/wordml/symex" xmlns:wpg="http://schemas.microsoft.com/office/word/2010/wordprocessingGroup" xmlns:wpi="http://schemas.microsoft.com/office/word/2010/wordprocessingInk" xmlns:wne="http://schemas.microsoft.com/office/word/2006/wordml" xmlns:wps="http://schemas.microsoft.com/office/word/2010/wordprocessingShape" mc:Ignorable="w14 w15 w16se w16cid w16 w16cex w16sdtdh w16sdtfl w16du wp14">
+  <w:p>
+    <w:pPr>
+      <w:pStyle w:val="Footer"/>
+    </w:pPr>
+  </w:p>
+</w:ftr>
+</file>
+
 <file path=word/footnotes.xml><?xml version="1.0" encoding="utf-8"?>
 <w:footnotes xmlns:wpc="http://schemas.microsoft.com/office/word/2010/wordprocessingCanvas" xmlns:cx="http://schemas.microsoft.com/office/drawing/2014/chartex" xmlns:cx1="http://schemas.microsoft.com/office/drawing/2015/9/8/chartex" xmlns:cx2="http://schemas.microsoft.com/office/drawing/2015/10/21/chartex" xmlns:cx3="http://schemas.microsoft.com/office/drawing/2016/5/9/chartex" xmlns:cx4="http://schemas.microsoft.com/office/drawing/2016/5/10/chartex" xmlns:cx5="http://schemas.microsoft.com/office/drawing/2016/5/11/chartex" xmlns:cx6="http://schemas.microsoft.com/office/drawing/2016/5/12/chartex" xmlns:cx7="http://schemas.microsoft.com/office/drawing/2016/5/13/chartex" xmlns:cx8="http://schemas.microsoft.com/office/drawing/2016/5/14/chartex" xmlns:mc="http://schemas.openxmlformats.org/markup-compatibility/2006" xmlns:aink="http://schemas.microsoft.com/office/drawing/2016/ink" xmlns:am3d="http://schemas.microsoft.com/office/drawing/2017/model3d" xmlns:o="urn:schemas-microsoft-com:office:office" xmlns:oel="http://schemas.microsoft.com/office/2019/extlst" xmlns:r="http://schemas.openxmlformats.org/officeDocument/2006/relationships" xmlns:m="http://schemas.openxmlformats.org/officeDocument/2006/math" xmlns:v="urn:schemas-microsoft-com:vml" xmlns:wp14="http://schemas.microsoft.com/office/word/2010/wordprocessingDrawing" xmlns:wp="http://schemas.openxmlformats.org/drawingml/2006/wordprocessingDrawing" xmlns:w10="urn:schemas-microsoft-com:office:word" xmlns:w="http://schemas.openxmlformats.org/wordprocessingml/2006/main" xmlns:w14="http://schemas.microsoft.com/office/word/2010/wordml" xmlns:w15="http://schemas.microsoft.com/office/word/2012/wordml" xmlns:w16cex="http://schemas.microsoft.com/office/word/2018/wordml/cex" xmlns:w16cid="http://schemas.microsoft.com/office/word/2016/wordml/cid" xmlns:w16="http://schemas.microsoft.com/office/word/2018/wordml" xmlns:w16du="http://schemas.microsoft.com/office/word/2023/wordml/word16du" xmlns:w16sdtdh="http://schemas.microsoft.com/office/word/2020/wordml/sdtdatahash" xmlns:w16sdtfl="http://schemas.microsoft.com/office/word/2024/wordml/sdtformatlock" xmlns:w16se="http://schemas.microsoft.com/office/word/2015/wordml/symex" xmlns:wpg="http://schemas.microsoft.com/office/word/2010/wordprocessingGroup" xmlns:wpi="http://schemas.microsoft.com/office/word/2010/wordprocessingInk" xmlns:wne="http://schemas.microsoft.com/office/word/2006/wordml" xmlns:wps="http://schemas.microsoft.com/office/word/2010/wordprocessingShape" mc:Ignorable="w14 w15 w16se w16cid w16 w16cex w16sdtdh w16sdtfl w16du wp14">
   <w:footnote w:type="separator" w:id="-1">
@@ -3388,6 +3449,93 @@
 
 <file path=word/header1.xml><?xml version="1.0" encoding="utf-8"?>
 <w:hdr xmlns:wpc="http://schemas.microsoft.com/office/word/2010/wordprocessingCanvas" xmlns:cx="http://schemas.microsoft.com/office/drawing/2014/chartex" xmlns:cx1="http://schemas.microsoft.com/office/drawing/2015/9/8/chartex" xmlns:cx2="http://schemas.microsoft.com/office/drawing/2015/10/21/chartex" xmlns:cx3="http://schemas.microsoft.com/office/drawing/2016/5/9/chartex" xmlns:cx4="http://schemas.microsoft.com/office/drawing/2016/5/10/chartex" xmlns:cx5="http://schemas.microsoft.com/office/drawing/2016/5/11/chartex" xmlns:cx6="http://schemas.microsoft.com/office/drawing/2016/5/12/chartex" xmlns:cx7="http://schemas.microsoft.com/office/drawing/2016/5/13/chartex" xmlns:cx8="http://schemas.microsoft.com/office/drawing/2016/5/14/chartex" xmlns:mc="http://schemas.openxmlformats.org/markup-compatibility/2006" xmlns:aink="http://schemas.microsoft.com/office/drawing/2016/ink" xmlns:am3d="http://schemas.microsoft.com/office/drawing/2017/model3d" xmlns:o="urn:schemas-microsoft-com:office:office" xmlns:oel="http://schemas.microsoft.com/office/2019/extlst" xmlns:r="http://schemas.openxmlformats.org/officeDocument/2006/relationships" xmlns:m="http://schemas.openxmlformats.org/officeDocument/2006/math" xmlns:v="urn:schemas-microsoft-com:vml" xmlns:wp14="http://schemas.microsoft.com/office/word/2010/wordprocessingDrawing" xmlns:wp="http://schemas.openxmlformats.org/drawingml/2006/wordprocessingDrawing" xmlns:w10="urn:schemas-microsoft-com:office:word" xmlns:w="http://schemas.openxmlformats.org/wordprocessingml/2006/main" xmlns:w14="http://schemas.microsoft.com/office/word/2010/wordml" xmlns:w15="http://schemas.microsoft.com/office/word/2012/wordml" xmlns:w16cex="http://schemas.microsoft.com/office/word/2018/wordml/cex" xmlns:w16cid="http://schemas.microsoft.com/office/word/2016/wordml/cid" xmlns:w16="http://schemas.microsoft.com/office/word/2018/wordml" xmlns:w16du="http://schemas.microsoft.com/office/word/2023/wordml/word16du" xmlns:w16sdtdh="http://schemas.microsoft.com/office/word/2020/wordml/sdtdatahash" xmlns:w16sdtfl="http://schemas.microsoft.com/office/word/2024/wordml/sdtformatlock" xmlns:w16se="http://schemas.microsoft.com/office/word/2015/wordml/symex" xmlns:wpg="http://schemas.microsoft.com/office/word/2010/wordprocessingGroup" xmlns:wpi="http://schemas.microsoft.com/office/word/2010/wordprocessingInk" xmlns:wne="http://schemas.microsoft.com/office/word/2006/wordml" xmlns:wps="http://schemas.microsoft.com/office/word/2010/wordprocessingShape" mc:Ignorable="w14 w15 w16se w16cid w16 w16cex w16sdtdh w16sdtfl w16du wp14">
+  <w:p>
+    <w:pPr>
+      <w:pStyle w:val="Header"/>
+    </w:pPr>
+  </w:p>
+</w:hdr>
+</file>
+
+<file path=word/header2.xml><?xml version="1.0" encoding="utf-8"?>
+<w:hdr xmlns:wpc="http://schemas.microsoft.com/office/word/2010/wordprocessingCanvas" xmlns:cx="http://schemas.microsoft.com/office/drawing/2014/chartex" xmlns:cx1="http://schemas.microsoft.com/office/drawing/2015/9/8/chartex" xmlns:cx2="http://schemas.microsoft.com/office/drawing/2015/10/21/chartex" xmlns:cx3="http://schemas.microsoft.com/office/drawing/2016/5/9/chartex" xmlns:cx4="http://schemas.microsoft.com/office/drawing/2016/5/10/chartex" xmlns:cx5="http://schemas.microsoft.com/office/drawing/2016/5/11/chartex" xmlns:cx6="http://schemas.microsoft.com/office/drawing/2016/5/12/chartex" xmlns:cx7="http://schemas.microsoft.com/office/drawing/2016/5/13/chartex" xmlns:cx8="http://schemas.microsoft.com/office/drawing/2016/5/14/chartex" xmlns:mc="http://schemas.openxmlformats.org/markup-compatibility/2006" xmlns:aink="http://schemas.microsoft.com/office/drawing/2016/ink" xmlns:am3d="http://schemas.microsoft.com/office/drawing/2017/model3d" xmlns:o="urn:schemas-microsoft-com:office:office" xmlns:oel="http://schemas.microsoft.com/office/2019/extlst" xmlns:r="http://schemas.openxmlformats.org/officeDocument/2006/relationships" xmlns:m="http://schemas.openxmlformats.org/officeDocument/2006/math" xmlns:v="urn:schemas-microsoft-com:vml" xmlns:wp14="http://schemas.microsoft.com/office/word/2010/wordprocessingDrawing" xmlns:wp="http://schemas.openxmlformats.org/drawingml/2006/wordprocessingDrawing" xmlns:w10="urn:schemas-microsoft-com:office:word" xmlns:w="http://schemas.openxmlformats.org/wordprocessingml/2006/main" xmlns:w14="http://schemas.microsoft.com/office/word/2010/wordml" xmlns:w15="http://schemas.microsoft.com/office/word/2012/wordml" xmlns:w16cex="http://schemas.microsoft.com/office/word/2018/wordml/cex" xmlns:w16cid="http://schemas.microsoft.com/office/word/2016/wordml/cid" xmlns:w16="http://schemas.microsoft.com/office/word/2018/wordml" xmlns:w16du="http://schemas.microsoft.com/office/word/2023/wordml/word16du" xmlns:w16sdtdh="http://schemas.microsoft.com/office/word/2020/wordml/sdtdatahash" xmlns:w16sdtfl="http://schemas.microsoft.com/office/word/2024/wordml/sdtformatlock" xmlns:w16se="http://schemas.microsoft.com/office/word/2015/wordml/symex" xmlns:wpg="http://schemas.microsoft.com/office/word/2010/wordprocessingGroup" xmlns:wpi="http://schemas.microsoft.com/office/word/2010/wordprocessingInk" xmlns:wne="http://schemas.microsoft.com/office/word/2006/wordml" xmlns:wps="http://schemas.microsoft.com/office/word/2010/wordprocessingShape" mc:Ignorable="w14 w15 w16se w16cid w16 w16cex w16sdtdh w16sdtfl w16du wp14">
+  <w:sdt>
+    <w:sdtPr>
+      <w:rPr>
+        <w:rFonts w:ascii="Aptos" w:eastAsia="Aptos" w:hAnsi="Aptos" w:cs="Aptos"/>
+        <w:b/>
+        <w:bCs/>
+      </w:rPr>
+      <w:id w:val="1447423476"/>
+      <w:docPartObj>
+        <w:docPartGallery w:val="Watermarks"/>
+        <w:docPartUnique/>
+      </w:docPartObj>
+    </w:sdtPr>
+    <w:sdtContent>
+      <w:p>
+        <w:pPr>
+          <w:pBdr>
+            <w:top w:val="nil"/>
+            <w:left w:val="nil"/>
+            <w:bottom w:val="nil"/>
+            <w:right w:val="nil"/>
+            <w:between w:val="nil"/>
+          </w:pBdr>
+          <w:tabs>
+            <w:tab w:val="center" w:pos="4680"/>
+            <w:tab w:val="right" w:pos="9360"/>
+          </w:tabs>
+          <w:spacing w:after="0" w:line="240" w:lineRule="auto"/>
+          <w:jc w:val="right"/>
+          <w:rPr>
+            <w:rFonts w:ascii="Aptos" w:eastAsia="Aptos" w:hAnsi="Aptos" w:cs="Aptos"/>
+            <w:b/>
+            <w:bCs/>
+          </w:rPr>
+        </w:pPr>
+        <w:r>
+          <w:rPr>
+            <w:rFonts w:ascii="Aptos" w:eastAsia="Aptos" w:hAnsi="Aptos" w:cs="Aptos"/>
+            <w:b/>
+            <w:bCs/>
+            <w:noProof/>
+          </w:rPr>
+          <w:pict w14:anchorId="1F234A90">
+            <v:shapetype id="_x0000_t136" coordsize="21600,21600" o:spt="136" adj="10800" path="m@7,l@8,m@5,21600l@6,21600e">
+              <v:formulas>
+                <v:f eqn="sum #0 0 10800"/>
+                <v:f eqn="prod #0 2 1"/>
+                <v:f eqn="sum 21600 0 @1"/>
+                <v:f eqn="sum 0 0 @2"/>
+                <v:f eqn="sum 21600 0 @3"/>
+                <v:f eqn="if @0 @3 0"/>
+                <v:f eqn="if @0 21600 @1"/>
+                <v:f eqn="if @0 0 @2"/>
+                <v:f eqn="if @0 @4 21600"/>
+                <v:f eqn="mid @5 @6"/>
+                <v:f eqn="mid @8 @5"/>
+                <v:f eqn="mid @7 @8"/>
+                <v:f eqn="mid @6 @7"/>
+                <v:f eqn="sum @6 0 @5"/>
+              </v:formulas>
+              <v:path textpathok="t" o:connecttype="custom" o:connectlocs="@9,0;@10,10800;@11,21600;@12,10800" o:connectangles="270,180,90,0"/>
+              <v:textpath on="t" fitshape="t"/>
+              <v:handles>
+                <v:h position="#0,bottomRight" xrange="6629,14971"/>
+              </v:handles>
+              <o:lock v:ext="edit" text="t" shapetype="t"/>
+            </v:shapetype>
+            <v:shape id="PowerPlusWaterMarkObject105059986" o:spid="_x0000_s1025" type="#_x0000_t136" style="position:absolute;left:0;text-align:left;margin-left:0;margin-top:0;width:494.9pt;height:164.95pt;rotation:315;z-index:-251657728;mso-position-horizontal:center;mso-position-horizontal-relative:margin;mso-position-vertical:center;mso-position-vertical-relative:margin" o:allowincell="f" fillcolor="silver" stroked="f">
+              <v:fill opacity=".5"/>
+              <v:textpath style="font-family:&quot;Calibri&quot;;font-size:1pt" string="BUDGETARY"/>
+              <w10:wrap anchorx="margin" anchory="margin"/>
+            </v:shape>
+          </w:pict>
+        </w:r>
+      </w:p>
+    </w:sdtContent>
+  </w:sdt>
   <w:p>
     <w:pPr>
       <w:pBdr>
@@ -3407,28 +3555,6 @@
         <w:rFonts w:ascii="Aptos" w:eastAsia="Aptos" w:hAnsi="Aptos" w:cs="Aptos"/>
         <w:b/>
         <w:bCs/>
-      </w:rPr>
-    </w:pPr>
-  </w:p>
-  <w:p>
-    <w:pPr>
-      <w:pBdr>
-        <w:top w:val="nil"/>
-        <w:left w:val="nil"/>
-        <w:bottom w:val="nil"/>
-        <w:right w:val="nil"/>
-        <w:between w:val="nil"/>
-      </w:pBdr>
-      <w:tabs>
-        <w:tab w:val="center" w:pos="4680"/>
-        <w:tab w:val="right" w:pos="9360"/>
-      </w:tabs>
-      <w:spacing w:after="0" w:line="240" w:lineRule="auto"/>
-      <w:jc w:val="right"/>
-      <w:rPr>
-        <w:rFonts w:ascii="Aptos" w:eastAsia="Aptos" w:hAnsi="Aptos" w:cs="Aptos"/>
-        <w:b/>
-        <w:bCs/>
         <w:color w:val="000000"/>
         <w:highlight w:val="yellow"/>
       </w:rPr>
@@ -3440,7 +3566,7 @@
         <w:color w:val="000000"/>
       </w:rPr>
       <w:drawing>
-        <wp:anchor distT="0" distB="0" distL="114300" distR="114300" simplePos="0" relativeHeight="251660288" behindDoc="0" locked="0" layoutInCell="1" hidden="0" allowOverlap="1" wp14:anchorId="6B5C921C" wp14:editId="595E291E">
+        <wp:anchor distT="0" distB="0" distL="114300" distR="114300" simplePos="0" relativeHeight="251657728" behindDoc="0" locked="0" layoutInCell="1" hidden="0" allowOverlap="1" wp14:anchorId="6B5C921C" wp14:editId="595E291E">
           <wp:simplePos x="0" y="0"/>
           <wp:positionH relativeFrom="margin">
             <wp:align>left</wp:align>
@@ -3604,7 +3730,7 @@
 </w:hdr>
 </file>
 
-<file path=word/header2.xml><?xml version="1.0" encoding="utf-8"?>
+<file path=word/header3.xml><?xml version="1.0" encoding="utf-8"?>
 <w:hdr xmlns:wpc="http://schemas.microsoft.com/office/word/2010/wordprocessingCanvas" xmlns:cx="http://schemas.microsoft.com/office/drawing/2014/chartex" xmlns:cx1="http://schemas.microsoft.com/office/drawing/2015/9/8/chartex" xmlns:cx2="http://schemas.microsoft.com/office/drawing/2015/10/21/chartex" xmlns:cx3="http://schemas.microsoft.com/office/drawing/2016/5/9/chartex" xmlns:cx4="http://schemas.microsoft.com/office/drawing/2016/5/10/chartex" xmlns:cx5="http://schemas.microsoft.com/office/drawing/2016/5/11/chartex" xmlns:cx6="http://schemas.microsoft.com/office/drawing/2016/5/12/chartex" xmlns:cx7="http://schemas.microsoft.com/office/drawing/2016/5/13/chartex" xmlns:cx8="http://schemas.microsoft.com/office/drawing/2016/5/14/chartex" xmlns:mc="http://schemas.openxmlformats.org/markup-compatibility/2006" xmlns:aink="http://schemas.microsoft.com/office/drawing/2016/ink" xmlns:am3d="http://schemas.microsoft.com/office/drawing/2017/model3d" xmlns:o="urn:schemas-microsoft-com:office:office" xmlns:oel="http://schemas.microsoft.com/office/2019/extlst" xmlns:r="http://schemas.openxmlformats.org/officeDocument/2006/relationships" xmlns:m="http://schemas.openxmlformats.org/officeDocument/2006/math" xmlns:v="urn:schemas-microsoft-com:vml" xmlns:wp14="http://schemas.microsoft.com/office/word/2010/wordprocessingDrawing" xmlns:wp="http://schemas.openxmlformats.org/drawingml/2006/wordprocessingDrawing" xmlns:w10="urn:schemas-microsoft-com:office:word" xmlns:w="http://schemas.openxmlformats.org/wordprocessingml/2006/main" xmlns:w14="http://schemas.microsoft.com/office/word/2010/wordml" xmlns:w15="http://schemas.microsoft.com/office/word/2012/wordml" xmlns:w16cex="http://schemas.microsoft.com/office/word/2018/wordml/cex" xmlns:w16cid="http://schemas.microsoft.com/office/word/2016/wordml/cid" xmlns:w16="http://schemas.microsoft.com/office/word/2018/wordml" xmlns:w16du="http://schemas.microsoft.com/office/word/2023/wordml/word16du" xmlns:w16sdtdh="http://schemas.microsoft.com/office/word/2020/wordml/sdtdatahash" xmlns:w16sdtfl="http://schemas.microsoft.com/office/word/2024/wordml/sdtformatlock" xmlns:w16se="http://schemas.microsoft.com/office/word/2015/wordml/symex" xmlns:wpg="http://schemas.microsoft.com/office/word/2010/wordprocessingGroup" xmlns:wpi="http://schemas.microsoft.com/office/word/2010/wordprocessingInk" xmlns:wne="http://schemas.microsoft.com/office/word/2006/wordml" xmlns:wps="http://schemas.microsoft.com/office/word/2010/wordprocessingShape" mc:Ignorable="w14 w15 w16se w16cid w16 w16cex w16sdtdh w16sdtfl w16du wp14">
   <w:tbl>
     <w:tblPr>
@@ -8842,6 +8968,10 @@
 </file>
 
 <file path=customXml/item1.xml><?xml version="1.0" encoding="utf-8"?>
+<b:Sources xmlns:b="http://schemas.openxmlformats.org/officeDocument/2006/bibliography" xmlns="http://schemas.openxmlformats.org/officeDocument/2006/bibliography" SelectedStyle="\APASixthEditionOfficeOnline.xsl" StyleName="APA" Version="6"/>
+</file>
+
+<file path=customXml/item2.xml><?xml version="1.0" encoding="utf-8"?>
 <ct:contentTypeSchema xmlns:ct="http://schemas.microsoft.com/office/2006/metadata/contentType" xmlns:ma="http://schemas.microsoft.com/office/2006/metadata/properties/metaAttributes" ct:_="" ma:_="" ma:contentTypeName="Document" ma:contentTypeID="0x01010091DC0C81704971498909B37128C6313A" ma:contentTypeVersion="20" ma:contentTypeDescription="Create a new document." ma:contentTypeScope="" ma:versionID="e565a2cacd807b31cd07b8d522cae671">
   <xsd:schema xmlns:xsd="http://www.w3.org/2001/XMLSchema" xmlns:xs="http://www.w3.org/2001/XMLSchema" xmlns:p="http://schemas.microsoft.com/office/2006/metadata/properties" xmlns:ns2="17280a2b-37da-44d9-bded-03910e228e5a" xmlns:ns3="1240a608-ab0c-4b9e-a7e8-98b322547dfc" targetNamespace="http://schemas.microsoft.com/office/2006/metadata/properties" ma:root="true" ma:fieldsID="0110d707138436e12cbb4669245872c4" ns2:_="" ns3:_="">
     <xsd:import namespace="17280a2b-37da-44d9-bded-03910e228e5a"/>
@@ -9122,20 +9252,7 @@
 </ct:contentTypeSchema>
 </file>
 
-<file path=customXml/item2.xml><?xml version="1.0" encoding="utf-8"?>
-<b:Sources xmlns:b="http://schemas.openxmlformats.org/officeDocument/2006/bibliography" xmlns="http://schemas.openxmlformats.org/officeDocument/2006/bibliography" SelectedStyle="\APASixthEditionOfficeOnline.xsl" StyleName="APA" Version="6"/>
-</file>
-
 <file path=customXml/item3.xml><?xml version="1.0" encoding="utf-8"?>
-<?mso-contentType ?>
-<FormTemplates xmlns="http://schemas.microsoft.com/sharepoint/v3/contenttype/forms">
-  <Display>DocumentLibraryForm</Display>
-  <Edit>DocumentLibraryForm</Edit>
-  <New>DocumentLibraryForm</New>
-</FormTemplates>
-</file>
-
-<file path=customXml/item4.xml><?xml version="1.0" encoding="utf-8"?>
 <p:properties xmlns:p="http://schemas.microsoft.com/office/2006/metadata/properties" xmlns:xsi="http://www.w3.org/2001/XMLSchema-instance" xmlns:pc="http://schemas.microsoft.com/office/infopath/2007/PartnerControls">
   <documentManagement>
     <TaxCatchAll xmlns="1240a608-ab0c-4b9e-a7e8-98b322547dfc" xsi:nil="true"/>
@@ -9153,7 +9270,24 @@
 </p:properties>
 </file>
 
+<file path=customXml/item4.xml><?xml version="1.0" encoding="utf-8"?>
+<?mso-contentType ?>
+<FormTemplates xmlns="http://schemas.microsoft.com/sharepoint/v3/contenttype/forms">
+  <Display>DocumentLibraryForm</Display>
+  <Edit>DocumentLibraryForm</Edit>
+  <New>DocumentLibraryForm</New>
+</FormTemplates>
+</file>
+
 <file path=customXml/itemProps1.xml><?xml version="1.0" encoding="utf-8"?>
+<ds:datastoreItem xmlns:ds="http://schemas.openxmlformats.org/officeDocument/2006/customXml" ds:itemID="{019E14DF-1C9B-43A7-814A-E736EE78D25A}">
+  <ds:schemaRefs>
+    <ds:schemaRef ds:uri="http://schemas.openxmlformats.org/officeDocument/2006/bibliography"/>
+  </ds:schemaRefs>
+</ds:datastoreItem>
+</file>
+
+<file path=customXml/itemProps2.xml><?xml version="1.0" encoding="utf-8"?>
 <ds:datastoreItem xmlns:ds="http://schemas.openxmlformats.org/officeDocument/2006/customXml" ds:itemID="{3ACD135F-19EF-4809-846A-B652A325CBFC}">
   <ds:schemaRefs>
     <ds:schemaRef ds:uri="http://schemas.microsoft.com/office/2006/metadata/contentType"/>
@@ -9172,23 +9306,7 @@
 </ds:datastoreItem>
 </file>
 
-<file path=customXml/itemProps2.xml><?xml version="1.0" encoding="utf-8"?>
-<ds:datastoreItem xmlns:ds="http://schemas.openxmlformats.org/officeDocument/2006/customXml" ds:itemID="{019E14DF-1C9B-43A7-814A-E736EE78D25A}">
-  <ds:schemaRefs>
-    <ds:schemaRef ds:uri="http://schemas.openxmlformats.org/officeDocument/2006/bibliography"/>
-  </ds:schemaRefs>
-</ds:datastoreItem>
-</file>
-
 <file path=customXml/itemProps3.xml><?xml version="1.0" encoding="utf-8"?>
-<ds:datastoreItem xmlns:ds="http://schemas.openxmlformats.org/officeDocument/2006/customXml" ds:itemID="{5B4036AD-D8C8-419D-BFFE-96A2DC0D267F}">
-  <ds:schemaRefs>
-    <ds:schemaRef ds:uri="http://schemas.microsoft.com/sharepoint/v3/contenttype/forms"/>
-  </ds:schemaRefs>
-</ds:datastoreItem>
-</file>
-
-<file path=customXml/itemProps4.xml><?xml version="1.0" encoding="utf-8"?>
 <ds:datastoreItem xmlns:ds="http://schemas.openxmlformats.org/officeDocument/2006/customXml" ds:itemID="{198F2852-3330-4053-9879-43F29ED4AB86}">
   <ds:schemaRefs>
     <ds:schemaRef ds:uri="http://schemas.microsoft.com/office/2006/metadata/properties"/>
@@ -9199,6 +9317,14 @@
 </ds:datastoreItem>
 </file>
 
+<file path=customXml/itemProps4.xml><?xml version="1.0" encoding="utf-8"?>
+<ds:datastoreItem xmlns:ds="http://schemas.openxmlformats.org/officeDocument/2006/customXml" ds:itemID="{5B4036AD-D8C8-419D-BFFE-96A2DC0D267F}">
+  <ds:schemaRefs>
+    <ds:schemaRef ds:uri="http://schemas.microsoft.com/sharepoint/v3/contenttype/forms"/>
+  </ds:schemaRefs>
+</ds:datastoreItem>
+</file>
+
 <file path=docMetadata/LabelInfo.xml><?xml version="1.0" encoding="utf-8"?>
 <clbl:labelList xmlns:clbl="http://schemas.microsoft.com/office/2020/mipLabelMetadata">
   <clbl:label id="{c5d04ce6-c381-45a5-bb15-1f1d4a5e6746}" enabled="0" method="" siteId="{c5d04ce6-c381-45a5-bb15-1f1d4a5e6746}" removed="1"/>

--- a/template.docx
+++ b/template.docx
@@ -943,14 +943,6 @@
                                 <w:sz w:val="40"/>
                                 <w:szCs w:val="40"/>
                               </w:rPr>
-                              <w:t xml:space="preserve">Budgetary </w:t>
-                            </w:r>
-                            <w:r>
-                              <w:rPr>
-                                <w:rFonts w:ascii="Aptos Narrow" w:hAnsi="Aptos Narrow"/>
-                                <w:sz w:val="40"/>
-                                <w:szCs w:val="40"/>
-                              </w:rPr>
                               <w:t>Quote</w:t>
                             </w:r>
                           </w:p>
@@ -1039,11 +1031,7 @@
           </mc:Choice>
           <mc:Fallback>
             <w:pict>
-              <v:shapetype w14:anchorId="6A4815A4" id="_x0000_t202" coordsize="21600,21600" o:spt="202" path="m,l,21600r21600,l21600,xe">
-                <v:stroke joinstyle="miter"/>
-                <v:path gradientshapeok="t" o:connecttype="rect"/>
-              </v:shapetype>
-              <v:shape id="Text Box 11" o:spid="_x0000_s1028" type="#_x0000_t202" style="position:absolute;margin-left:-62.85pt;margin-top:33.5pt;width:221.65pt;height:53.25pt;z-index:251658248;visibility:visible;mso-wrap-style:square;mso-width-percent:0;mso-height-percent:0;mso-wrap-distance-left:9pt;mso-wrap-distance-top:0;mso-wrap-distance-right:9pt;mso-wrap-distance-bottom:0;mso-position-horizontal:absolute;mso-position-horizontal-relative:text;mso-position-vertical:absolute;mso-position-vertical-relative:text;mso-width-percent:0;mso-height-percent:0;mso-width-relative:margin;mso-height-relative:margin;v-text-anchor:top" o:gfxdata="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" filled="f" stroked="f" strokeweight=".5pt">
+              <v:shape w14:anchorId="6A4815A4" id="Text Box 11" o:spid="_x0000_s1028" type="#_x0000_t202" style="position:absolute;margin-left:-62.85pt;margin-top:33.5pt;width:221.65pt;height:53.25pt;z-index:251658248;visibility:visible;mso-wrap-style:square;mso-width-percent:0;mso-height-percent:0;mso-wrap-distance-left:9pt;mso-wrap-distance-top:0;mso-wrap-distance-right:9pt;mso-wrap-distance-bottom:0;mso-position-horizontal:absolute;mso-position-horizontal-relative:text;mso-position-vertical:absolute;mso-position-vertical-relative:text;mso-width-percent:0;mso-height-percent:0;mso-width-relative:margin;mso-height-relative:margin;v-text-anchor:top" o:gfxdata="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" filled="f" stroked="f" strokeweight=".5pt">
                 <v:textbox>
                   <w:txbxContent>
                     <w:p>
@@ -1055,14 +1043,6 @@
                           <w:szCs w:val="40"/>
                         </w:rPr>
                       </w:pPr>
-                      <w:r>
-                        <w:rPr>
-                          <w:rFonts w:ascii="Aptos Narrow" w:hAnsi="Aptos Narrow"/>
-                          <w:sz w:val="40"/>
-                          <w:szCs w:val="40"/>
-                        </w:rPr>
-                        <w:t xml:space="preserve">Budgetary </w:t>
-                      </w:r>
                       <w:r>
                         <w:rPr>
                           <w:rFonts w:ascii="Aptos Narrow" w:hAnsi="Aptos Narrow"/>
@@ -2213,11 +2193,7 @@
           </mc:Choice>
           <mc:Fallback>
             <w:pict>
-              <v:shapetype w14:anchorId="69B0F8D9" id="_x0000_t202" coordsize="21600,21600" o:spt="202" path="m,l,21600r21600,l21600,xe">
-                <v:stroke joinstyle="miter"/>
-                <v:path gradientshapeok="t" o:connecttype="rect"/>
-              </v:shapetype>
-              <v:shape id="Text Box 15" o:spid="_x0000_s1030" type="#_x0000_t202" style="position:absolute;margin-left:-52.55pt;margin-top:29.1pt;width:323.25pt;height:303.75pt;z-index:251658245;visibility:visible;mso-wrap-style:square;mso-width-percent:0;mso-height-percent:0;mso-wrap-distance-left:9pt;mso-wrap-distance-top:0;mso-wrap-distance-right:9pt;mso-wrap-distance-bottom:0;mso-position-horizontal:absolute;mso-position-horizontal-relative:margin;mso-position-vertical:absolute;mso-position-vertical-relative:text;mso-width-percent:0;mso-height-percent:0;mso-width-relative:margin;mso-height-relative:margin;v-text-anchor:bottom" o:gfxdata="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" filled="f" stroked="f" strokeweight=".5pt">
+              <v:shape w14:anchorId="69B0F8D9" id="Text Box 15" o:spid="_x0000_s1030" type="#_x0000_t202" style="position:absolute;margin-left:-52.55pt;margin-top:29.1pt;width:323.25pt;height:303.75pt;z-index:251658245;visibility:visible;mso-wrap-style:square;mso-width-percent:0;mso-height-percent:0;mso-wrap-distance-left:9pt;mso-wrap-distance-top:0;mso-wrap-distance-right:9pt;mso-wrap-distance-bottom:0;mso-position-horizontal:absolute;mso-position-horizontal-relative:margin;mso-position-vertical:absolute;mso-position-vertical-relative:text;mso-width-percent:0;mso-height-percent:0;mso-width-relative:margin;mso-height-relative:margin;v-text-anchor:bottom" o:gfxdata="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" filled="f" stroked="f" strokeweight=".5pt">
                 <v:textbox>
                   <w:txbxContent>
                     <w:p>
@@ -2399,8 +2375,8 @@
           </mc:Fallback>
         </mc:AlternateContent>
       </w:r>
-      <w:bookmarkStart w:id="1" w:name="_Hlk170824948"/>
-      <w:bookmarkEnd w:id="1"/>
+      <w:bookmarkStart w:id="2" w:name="_Hlk170824948"/>
+      <w:bookmarkEnd w:id="2"/>
     </w:p>
     <w:p>
       <w:pPr>
@@ -3459,83 +3435,6 @@
 
 <file path=word/header2.xml><?xml version="1.0" encoding="utf-8"?>
 <w:hdr xmlns:wpc="http://schemas.microsoft.com/office/word/2010/wordprocessingCanvas" xmlns:cx="http://schemas.microsoft.com/office/drawing/2014/chartex" xmlns:cx1="http://schemas.microsoft.com/office/drawing/2015/9/8/chartex" xmlns:cx2="http://schemas.microsoft.com/office/drawing/2015/10/21/chartex" xmlns:cx3="http://schemas.microsoft.com/office/drawing/2016/5/9/chartex" xmlns:cx4="http://schemas.microsoft.com/office/drawing/2016/5/10/chartex" xmlns:cx5="http://schemas.microsoft.com/office/drawing/2016/5/11/chartex" xmlns:cx6="http://schemas.microsoft.com/office/drawing/2016/5/12/chartex" xmlns:cx7="http://schemas.microsoft.com/office/drawing/2016/5/13/chartex" xmlns:cx8="http://schemas.microsoft.com/office/drawing/2016/5/14/chartex" xmlns:mc="http://schemas.openxmlformats.org/markup-compatibility/2006" xmlns:aink="http://schemas.microsoft.com/office/drawing/2016/ink" xmlns:am3d="http://schemas.microsoft.com/office/drawing/2017/model3d" xmlns:o="urn:schemas-microsoft-com:office:office" xmlns:oel="http://schemas.microsoft.com/office/2019/extlst" xmlns:r="http://schemas.openxmlformats.org/officeDocument/2006/relationships" xmlns:m="http://schemas.openxmlformats.org/officeDocument/2006/math" xmlns:v="urn:schemas-microsoft-com:vml" xmlns:wp14="http://schemas.microsoft.com/office/word/2010/wordprocessingDrawing" xmlns:wp="http://schemas.openxmlformats.org/drawingml/2006/wordprocessingDrawing" xmlns:w10="urn:schemas-microsoft-com:office:word" xmlns:w="http://schemas.openxmlformats.org/wordprocessingml/2006/main" xmlns:w14="http://schemas.microsoft.com/office/word/2010/wordml" xmlns:w15="http://schemas.microsoft.com/office/word/2012/wordml" xmlns:w16cex="http://schemas.microsoft.com/office/word/2018/wordml/cex" xmlns:w16cid="http://schemas.microsoft.com/office/word/2016/wordml/cid" xmlns:w16="http://schemas.microsoft.com/office/word/2018/wordml" xmlns:w16du="http://schemas.microsoft.com/office/word/2023/wordml/word16du" xmlns:w16sdtdh="http://schemas.microsoft.com/office/word/2020/wordml/sdtdatahash" xmlns:w16sdtfl="http://schemas.microsoft.com/office/word/2024/wordml/sdtformatlock" xmlns:w16se="http://schemas.microsoft.com/office/word/2015/wordml/symex" xmlns:wpg="http://schemas.microsoft.com/office/word/2010/wordprocessingGroup" xmlns:wpi="http://schemas.microsoft.com/office/word/2010/wordprocessingInk" xmlns:wne="http://schemas.microsoft.com/office/word/2006/wordml" xmlns:wps="http://schemas.microsoft.com/office/word/2010/wordprocessingShape" mc:Ignorable="w14 w15 w16se w16cid w16 w16cex w16sdtdh w16sdtfl w16du wp14">
-  <w:sdt>
-    <w:sdtPr>
-      <w:rPr>
-        <w:rFonts w:ascii="Aptos" w:eastAsia="Aptos" w:hAnsi="Aptos" w:cs="Aptos"/>
-        <w:b/>
-        <w:bCs/>
-      </w:rPr>
-      <w:id w:val="1447423476"/>
-      <w:docPartObj>
-        <w:docPartGallery w:val="Watermarks"/>
-        <w:docPartUnique/>
-      </w:docPartObj>
-    </w:sdtPr>
-    <w:sdtContent>
-      <w:p>
-        <w:pPr>
-          <w:pBdr>
-            <w:top w:val="nil"/>
-            <w:left w:val="nil"/>
-            <w:bottom w:val="nil"/>
-            <w:right w:val="nil"/>
-            <w:between w:val="nil"/>
-          </w:pBdr>
-          <w:tabs>
-            <w:tab w:val="center" w:pos="4680"/>
-            <w:tab w:val="right" w:pos="9360"/>
-          </w:tabs>
-          <w:spacing w:after="0" w:line="240" w:lineRule="auto"/>
-          <w:jc w:val="right"/>
-          <w:rPr>
-            <w:rFonts w:ascii="Aptos" w:eastAsia="Aptos" w:hAnsi="Aptos" w:cs="Aptos"/>
-            <w:b/>
-            <w:bCs/>
-          </w:rPr>
-        </w:pPr>
-        <w:r>
-          <w:rPr>
-            <w:rFonts w:ascii="Aptos" w:eastAsia="Aptos" w:hAnsi="Aptos" w:cs="Aptos"/>
-            <w:b/>
-            <w:bCs/>
-            <w:noProof/>
-          </w:rPr>
-          <w:pict w14:anchorId="1F234A90">
-            <v:shapetype id="_x0000_t136" coordsize="21600,21600" o:spt="136" adj="10800" path="m@7,l@8,m@5,21600l@6,21600e">
-              <v:formulas>
-                <v:f eqn="sum #0 0 10800"/>
-                <v:f eqn="prod #0 2 1"/>
-                <v:f eqn="sum 21600 0 @1"/>
-                <v:f eqn="sum 0 0 @2"/>
-                <v:f eqn="sum 21600 0 @3"/>
-                <v:f eqn="if @0 @3 0"/>
-                <v:f eqn="if @0 21600 @1"/>
-                <v:f eqn="if @0 0 @2"/>
-                <v:f eqn="if @0 @4 21600"/>
-                <v:f eqn="mid @5 @6"/>
-                <v:f eqn="mid @8 @5"/>
-                <v:f eqn="mid @7 @8"/>
-                <v:f eqn="mid @6 @7"/>
-                <v:f eqn="sum @6 0 @5"/>
-              </v:formulas>
-              <v:path textpathok="t" o:connecttype="custom" o:connectlocs="@9,0;@10,10800;@11,21600;@12,10800" o:connectangles="270,180,90,0"/>
-              <v:textpath on="t" fitshape="t"/>
-              <v:handles>
-                <v:h position="#0,bottomRight" xrange="6629,14971"/>
-              </v:handles>
-              <o:lock v:ext="edit" text="t" shapetype="t"/>
-            </v:shapetype>
-            <v:shape id="PowerPlusWaterMarkObject105059986" o:spid="_x0000_s1025" type="#_x0000_t136" style="position:absolute;left:0;text-align:left;margin-left:0;margin-top:0;width:494.9pt;height:164.95pt;rotation:315;z-index:-251657728;mso-position-horizontal:center;mso-position-horizontal-relative:margin;mso-position-vertical:center;mso-position-vertical-relative:margin" o:allowincell="f" fillcolor="silver" stroked="f">
-              <v:fill opacity=".5"/>
-              <v:textpath style="font-family:&quot;Calibri&quot;;font-size:1pt" string="BUDGETARY"/>
-              <w10:wrap anchorx="margin" anchory="margin"/>
-            </v:shape>
-          </w:pict>
-        </w:r>
-      </w:p>
-    </w:sdtContent>
-  </w:sdt>
   <w:p>
     <w:pPr>
       <w:pBdr>
@@ -8968,10 +8867,33 @@
 </file>
 
 <file path=customXml/item1.xml><?xml version="1.0" encoding="utf-8"?>
-<b:Sources xmlns:b="http://schemas.openxmlformats.org/officeDocument/2006/bibliography" xmlns="http://schemas.openxmlformats.org/officeDocument/2006/bibliography" SelectedStyle="\APASixthEditionOfficeOnline.xsl" StyleName="APA" Version="6"/>
+<?mso-contentType ?>
+<FormTemplates xmlns="http://schemas.microsoft.com/sharepoint/v3/contenttype/forms">
+  <Display>DocumentLibraryForm</Display>
+  <Edit>DocumentLibraryForm</Edit>
+  <New>DocumentLibraryForm</New>
+</FormTemplates>
 </file>
 
 <file path=customXml/item2.xml><?xml version="1.0" encoding="utf-8"?>
+<p:properties xmlns:p="http://schemas.microsoft.com/office/2006/metadata/properties" xmlns:xsi="http://www.w3.org/2001/XMLSchema-instance" xmlns:pc="http://schemas.microsoft.com/office/infopath/2007/PartnerControls">
+  <documentManagement>
+    <TaxCatchAll xmlns="1240a608-ab0c-4b9e-a7e8-98b322547dfc" xsi:nil="true"/>
+    <lcf76f155ced4ddcb4097134ff3c332f xmlns="17280a2b-37da-44d9-bded-03910e228e5a">
+      <Terms xmlns="http://schemas.microsoft.com/office/infopath/2007/PartnerControls"/>
+    </lcf76f155ced4ddcb4097134ff3c332f>
+    <LastEdited xmlns="17280a2b-37da-44d9-bded-03910e228e5a">
+      <UserInfo>
+        <DisplayName/>
+        <AccountId xsi:nil="true"/>
+        <AccountType/>
+      </UserInfo>
+    </LastEdited>
+  </documentManagement>
+</p:properties>
+</file>
+
+<file path=customXml/item3.xml><?xml version="1.0" encoding="utf-8"?>
 <ct:contentTypeSchema xmlns:ct="http://schemas.microsoft.com/office/2006/metadata/contentType" xmlns:ma="http://schemas.microsoft.com/office/2006/metadata/properties/metaAttributes" ct:_="" ma:_="" ma:contentTypeName="Document" ma:contentTypeID="0x01010091DC0C81704971498909B37128C6313A" ma:contentTypeVersion="20" ma:contentTypeDescription="Create a new document." ma:contentTypeScope="" ma:versionID="e565a2cacd807b31cd07b8d522cae671">
   <xsd:schema xmlns:xsd="http://www.w3.org/2001/XMLSchema" xmlns:xs="http://www.w3.org/2001/XMLSchema" xmlns:p="http://schemas.microsoft.com/office/2006/metadata/properties" xmlns:ns2="17280a2b-37da-44d9-bded-03910e228e5a" xmlns:ns3="1240a608-ab0c-4b9e-a7e8-98b322547dfc" targetNamespace="http://schemas.microsoft.com/office/2006/metadata/properties" ma:root="true" ma:fieldsID="0110d707138436e12cbb4669245872c4" ns2:_="" ns3:_="">
     <xsd:import namespace="17280a2b-37da-44d9-bded-03910e228e5a"/>
@@ -9252,42 +9174,30 @@
 </ct:contentTypeSchema>
 </file>
 
-<file path=customXml/item3.xml><?xml version="1.0" encoding="utf-8"?>
-<p:properties xmlns:p="http://schemas.microsoft.com/office/2006/metadata/properties" xmlns:xsi="http://www.w3.org/2001/XMLSchema-instance" xmlns:pc="http://schemas.microsoft.com/office/infopath/2007/PartnerControls">
-  <documentManagement>
-    <TaxCatchAll xmlns="1240a608-ab0c-4b9e-a7e8-98b322547dfc" xsi:nil="true"/>
-    <lcf76f155ced4ddcb4097134ff3c332f xmlns="17280a2b-37da-44d9-bded-03910e228e5a">
-      <Terms xmlns="http://schemas.microsoft.com/office/infopath/2007/PartnerControls"/>
-    </lcf76f155ced4ddcb4097134ff3c332f>
-    <LastEdited xmlns="17280a2b-37da-44d9-bded-03910e228e5a">
-      <UserInfo>
-        <DisplayName/>
-        <AccountId xsi:nil="true"/>
-        <AccountType/>
-      </UserInfo>
-    </LastEdited>
-  </documentManagement>
-</p:properties>
-</file>
-
 <file path=customXml/item4.xml><?xml version="1.0" encoding="utf-8"?>
-<?mso-contentType ?>
-<FormTemplates xmlns="http://schemas.microsoft.com/sharepoint/v3/contenttype/forms">
-  <Display>DocumentLibraryForm</Display>
-  <Edit>DocumentLibraryForm</Edit>
-  <New>DocumentLibraryForm</New>
-</FormTemplates>
+<b:Sources xmlns:b="http://schemas.openxmlformats.org/officeDocument/2006/bibliography" xmlns="http://schemas.openxmlformats.org/officeDocument/2006/bibliography" SelectedStyle="\APASixthEditionOfficeOnline.xsl" StyleName="APA" Version="6"/>
 </file>
 
 <file path=customXml/itemProps1.xml><?xml version="1.0" encoding="utf-8"?>
-<ds:datastoreItem xmlns:ds="http://schemas.openxmlformats.org/officeDocument/2006/customXml" ds:itemID="{019E14DF-1C9B-43A7-814A-E736EE78D25A}">
+<ds:datastoreItem xmlns:ds="http://schemas.openxmlformats.org/officeDocument/2006/customXml" ds:itemID="{5B4036AD-D8C8-419D-BFFE-96A2DC0D267F}">
   <ds:schemaRefs>
-    <ds:schemaRef ds:uri="http://schemas.openxmlformats.org/officeDocument/2006/bibliography"/>
+    <ds:schemaRef ds:uri="http://schemas.microsoft.com/sharepoint/v3/contenttype/forms"/>
   </ds:schemaRefs>
 </ds:datastoreItem>
 </file>
 
 <file path=customXml/itemProps2.xml><?xml version="1.0" encoding="utf-8"?>
+<ds:datastoreItem xmlns:ds="http://schemas.openxmlformats.org/officeDocument/2006/customXml" ds:itemID="{198F2852-3330-4053-9879-43F29ED4AB86}">
+  <ds:schemaRefs>
+    <ds:schemaRef ds:uri="http://schemas.microsoft.com/office/2006/metadata/properties"/>
+    <ds:schemaRef ds:uri="http://schemas.microsoft.com/office/infopath/2007/PartnerControls"/>
+    <ds:schemaRef ds:uri="1240a608-ab0c-4b9e-a7e8-98b322547dfc"/>
+    <ds:schemaRef ds:uri="17280a2b-37da-44d9-bded-03910e228e5a"/>
+  </ds:schemaRefs>
+</ds:datastoreItem>
+</file>
+
+<file path=customXml/itemProps3.xml><?xml version="1.0" encoding="utf-8"?>
 <ds:datastoreItem xmlns:ds="http://schemas.openxmlformats.org/officeDocument/2006/customXml" ds:itemID="{3ACD135F-19EF-4809-846A-B652A325CBFC}">
   <ds:schemaRefs>
     <ds:schemaRef ds:uri="http://schemas.microsoft.com/office/2006/metadata/contentType"/>
@@ -9306,21 +9216,10 @@
 </ds:datastoreItem>
 </file>
 
-<file path=customXml/itemProps3.xml><?xml version="1.0" encoding="utf-8"?>
-<ds:datastoreItem xmlns:ds="http://schemas.openxmlformats.org/officeDocument/2006/customXml" ds:itemID="{198F2852-3330-4053-9879-43F29ED4AB86}">
+<file path=customXml/itemProps4.xml><?xml version="1.0" encoding="utf-8"?>
+<ds:datastoreItem xmlns:ds="http://schemas.openxmlformats.org/officeDocument/2006/customXml" ds:itemID="{019E14DF-1C9B-43A7-814A-E736EE78D25A}">
   <ds:schemaRefs>
-    <ds:schemaRef ds:uri="http://schemas.microsoft.com/office/2006/metadata/properties"/>
-    <ds:schemaRef ds:uri="http://schemas.microsoft.com/office/infopath/2007/PartnerControls"/>
-    <ds:schemaRef ds:uri="1240a608-ab0c-4b9e-a7e8-98b322547dfc"/>
-    <ds:schemaRef ds:uri="17280a2b-37da-44d9-bded-03910e228e5a"/>
-  </ds:schemaRefs>
-</ds:datastoreItem>
-</file>
-
-<file path=customXml/itemProps4.xml><?xml version="1.0" encoding="utf-8"?>
-<ds:datastoreItem xmlns:ds="http://schemas.openxmlformats.org/officeDocument/2006/customXml" ds:itemID="{5B4036AD-D8C8-419D-BFFE-96A2DC0D267F}">
-  <ds:schemaRefs>
-    <ds:schemaRef ds:uri="http://schemas.microsoft.com/sharepoint/v3/contenttype/forms"/>
+    <ds:schemaRef ds:uri="http://schemas.openxmlformats.org/officeDocument/2006/bibliography"/>
   </ds:schemaRefs>
 </ds:datastoreItem>
 </file>

--- a/template.docx
+++ b/template.docx
@@ -2375,8 +2375,8 @@
           </mc:Fallback>
         </mc:AlternateContent>
       </w:r>
-      <w:bookmarkStart w:id="2" w:name="_Hlk170824948"/>
-      <w:bookmarkEnd w:id="2"/>
+      <w:bookmarkStart w:id="1" w:name="_Hlk170824948"/>
+      <w:bookmarkEnd w:id="1"/>
     </w:p>
     <w:p>
       <w:pPr>
@@ -3103,12 +3103,9 @@
           <w:rFonts w:ascii="Aptos" w:eastAsia="Aptos" w:hAnsi="Aptos" w:cs="Aptos"/>
         </w:rPr>
         <w:sectPr>
-          <w:headerReference w:type="even" r:id="rId18"/>
-          <w:headerReference w:type="default" r:id="rId19"/>
-          <w:footerReference w:type="even" r:id="rId20"/>
-          <w:footerReference w:type="default" r:id="rId21"/>
-          <w:headerReference w:type="first" r:id="rId22"/>
-          <w:footerReference w:type="first" r:id="rId23"/>
+          <w:headerReference w:type="default" r:id="rId18"/>
+          <w:footerReference w:type="default" r:id="rId19"/>
+          <w:headerReference w:type="first" r:id="rId20"/>
           <w:pgSz w:w="12240" w:h="15840" w:code="1"/>
           <w:pgMar w:top="288" w:right="1440" w:bottom="288" w:left="1440" w:header="43" w:footer="115" w:gutter="0"/>
           <w:cols w:space="720"/>
@@ -3198,16 +3195,6 @@
 </file>
 
 <file path=word/footer1.xml><?xml version="1.0" encoding="utf-8"?>
-<w:ftr xmlns:wpc="http://schemas.microsoft.com/office/word/2010/wordprocessingCanvas" xmlns:cx="http://schemas.microsoft.com/office/drawing/2014/chartex" xmlns:cx1="http://schemas.microsoft.com/office/drawing/2015/9/8/chartex" xmlns:cx2="http://schemas.microsoft.com/office/drawing/2015/10/21/chartex" xmlns:cx3="http://schemas.microsoft.com/office/drawing/2016/5/9/chartex" xmlns:cx4="http://schemas.microsoft.com/office/drawing/2016/5/10/chartex" xmlns:cx5="http://schemas.microsoft.com/office/drawing/2016/5/11/chartex" xmlns:cx6="http://schemas.microsoft.com/office/drawing/2016/5/12/chartex" xmlns:cx7="http://schemas.microsoft.com/office/drawing/2016/5/13/chartex" xmlns:cx8="http://schemas.microsoft.com/office/drawing/2016/5/14/chartex" xmlns:mc="http://schemas.openxmlformats.org/markup-compatibility/2006" xmlns:aink="http://schemas.microsoft.com/office/drawing/2016/ink" xmlns:am3d="http://schemas.microsoft.com/office/drawing/2017/model3d" xmlns:o="urn:schemas-microsoft-com:office:office" xmlns:oel="http://schemas.microsoft.com/office/2019/extlst" xmlns:r="http://schemas.openxmlformats.org/officeDocument/2006/relationships" xmlns:m="http://schemas.openxmlformats.org/officeDocument/2006/math" xmlns:v="urn:schemas-microsoft-com:vml" xmlns:wp14="http://schemas.microsoft.com/office/word/2010/wordprocessingDrawing" xmlns:wp="http://schemas.openxmlformats.org/drawingml/2006/wordprocessingDrawing" xmlns:w10="urn:schemas-microsoft-com:office:word" xmlns:w="http://schemas.openxmlformats.org/wordprocessingml/2006/main" xmlns:w14="http://schemas.microsoft.com/office/word/2010/wordml" xmlns:w15="http://schemas.microsoft.com/office/word/2012/wordml" xmlns:w16cex="http://schemas.microsoft.com/office/word/2018/wordml/cex" xmlns:w16cid="http://schemas.microsoft.com/office/word/2016/wordml/cid" xmlns:w16="http://schemas.microsoft.com/office/word/2018/wordml" xmlns:w16du="http://schemas.microsoft.com/office/word/2023/wordml/word16du" xmlns:w16sdtdh="http://schemas.microsoft.com/office/word/2020/wordml/sdtdatahash" xmlns:w16sdtfl="http://schemas.microsoft.com/office/word/2024/wordml/sdtformatlock" xmlns:w16se="http://schemas.microsoft.com/office/word/2015/wordml/symex" xmlns:wpg="http://schemas.microsoft.com/office/word/2010/wordprocessingGroup" xmlns:wpi="http://schemas.microsoft.com/office/word/2010/wordprocessingInk" xmlns:wne="http://schemas.microsoft.com/office/word/2006/wordml" xmlns:wps="http://schemas.microsoft.com/office/word/2010/wordprocessingShape" mc:Ignorable="w14 w15 w16se w16cid w16 w16cex w16sdtdh w16sdtfl w16du wp14">
-  <w:p>
-    <w:pPr>
-      <w:pStyle w:val="Footer"/>
-    </w:pPr>
-  </w:p>
-</w:ftr>
-</file>
-
-<file path=word/footer2.xml><?xml version="1.0" encoding="utf-8"?>
 <w:ftr xmlns:wpc="http://schemas.microsoft.com/office/word/2010/wordprocessingCanvas" xmlns:cx="http://schemas.microsoft.com/office/drawing/2014/chartex" xmlns:cx1="http://schemas.microsoft.com/office/drawing/2015/9/8/chartex" xmlns:cx2="http://schemas.microsoft.com/office/drawing/2015/10/21/chartex" xmlns:cx3="http://schemas.microsoft.com/office/drawing/2016/5/9/chartex" xmlns:cx4="http://schemas.microsoft.com/office/drawing/2016/5/10/chartex" xmlns:cx5="http://schemas.microsoft.com/office/drawing/2016/5/11/chartex" xmlns:cx6="http://schemas.microsoft.com/office/drawing/2016/5/12/chartex" xmlns:cx7="http://schemas.microsoft.com/office/drawing/2016/5/13/chartex" xmlns:cx8="http://schemas.microsoft.com/office/drawing/2016/5/14/chartex" xmlns:mc="http://schemas.openxmlformats.org/markup-compatibility/2006" xmlns:aink="http://schemas.microsoft.com/office/drawing/2016/ink" xmlns:am3d="http://schemas.microsoft.com/office/drawing/2017/model3d" xmlns:o="urn:schemas-microsoft-com:office:office" xmlns:oel="http://schemas.microsoft.com/office/2019/extlst" xmlns:r="http://schemas.openxmlformats.org/officeDocument/2006/relationships" xmlns:m="http://schemas.openxmlformats.org/officeDocument/2006/math" xmlns:v="urn:schemas-microsoft-com:vml" xmlns:wp14="http://schemas.microsoft.com/office/word/2010/wordprocessingDrawing" xmlns:wp="http://schemas.openxmlformats.org/drawingml/2006/wordprocessingDrawing" xmlns:w10="urn:schemas-microsoft-com:office:word" xmlns:w="http://schemas.openxmlformats.org/wordprocessingml/2006/main" xmlns:w14="http://schemas.microsoft.com/office/word/2010/wordml" xmlns:w15="http://schemas.microsoft.com/office/word/2012/wordml" xmlns:w16cex="http://schemas.microsoft.com/office/word/2018/wordml/cex" xmlns:w16cid="http://schemas.microsoft.com/office/word/2016/wordml/cid" xmlns:w16="http://schemas.microsoft.com/office/word/2018/wordml" xmlns:w16du="http://schemas.microsoft.com/office/word/2023/wordml/word16du" xmlns:w16sdtdh="http://schemas.microsoft.com/office/word/2020/wordml/sdtdatahash" xmlns:w16sdtfl="http://schemas.microsoft.com/office/word/2024/wordml/sdtformatlock" xmlns:w16se="http://schemas.microsoft.com/office/word/2015/wordml/symex" xmlns:wpg="http://schemas.microsoft.com/office/word/2010/wordprocessingGroup" xmlns:wpi="http://schemas.microsoft.com/office/word/2010/wordprocessingInk" xmlns:wne="http://schemas.microsoft.com/office/word/2006/wordml" xmlns:wps="http://schemas.microsoft.com/office/word/2010/wordprocessingShape" mc:Ignorable="w14 w15 w16se w16cid w16 w16cex w16sdtdh w16sdtfl w16du wp14">
   <w:p>
     <w:pPr>
@@ -3381,16 +3368,6 @@
 </w:ftr>
 </file>
 
-<file path=word/footer3.xml><?xml version="1.0" encoding="utf-8"?>
-<w:ftr xmlns:wpc="http://schemas.microsoft.com/office/word/2010/wordprocessingCanvas" xmlns:cx="http://schemas.microsoft.com/office/drawing/2014/chartex" xmlns:cx1="http://schemas.microsoft.com/office/drawing/2015/9/8/chartex" xmlns:cx2="http://schemas.microsoft.com/office/drawing/2015/10/21/chartex" xmlns:cx3="http://schemas.microsoft.com/office/drawing/2016/5/9/chartex" xmlns:cx4="http://schemas.microsoft.com/office/drawing/2016/5/10/chartex" xmlns:cx5="http://schemas.microsoft.com/office/drawing/2016/5/11/chartex" xmlns:cx6="http://schemas.microsoft.com/office/drawing/2016/5/12/chartex" xmlns:cx7="http://schemas.microsoft.com/office/drawing/2016/5/13/chartex" xmlns:cx8="http://schemas.microsoft.com/office/drawing/2016/5/14/chartex" xmlns:mc="http://schemas.openxmlformats.org/markup-compatibility/2006" xmlns:aink="http://schemas.microsoft.com/office/drawing/2016/ink" xmlns:am3d="http://schemas.microsoft.com/office/drawing/2017/model3d" xmlns:o="urn:schemas-microsoft-com:office:office" xmlns:oel="http://schemas.microsoft.com/office/2019/extlst" xmlns:r="http://schemas.openxmlformats.org/officeDocument/2006/relationships" xmlns:m="http://schemas.openxmlformats.org/officeDocument/2006/math" xmlns:v="urn:schemas-microsoft-com:vml" xmlns:wp14="http://schemas.microsoft.com/office/word/2010/wordprocessingDrawing" xmlns:wp="http://schemas.openxmlformats.org/drawingml/2006/wordprocessingDrawing" xmlns:w10="urn:schemas-microsoft-com:office:word" xmlns:w="http://schemas.openxmlformats.org/wordprocessingml/2006/main" xmlns:w14="http://schemas.microsoft.com/office/word/2010/wordml" xmlns:w15="http://schemas.microsoft.com/office/word/2012/wordml" xmlns:w16cex="http://schemas.microsoft.com/office/word/2018/wordml/cex" xmlns:w16cid="http://schemas.microsoft.com/office/word/2016/wordml/cid" xmlns:w16="http://schemas.microsoft.com/office/word/2018/wordml" xmlns:w16du="http://schemas.microsoft.com/office/word/2023/wordml/word16du" xmlns:w16sdtdh="http://schemas.microsoft.com/office/word/2020/wordml/sdtdatahash" xmlns:w16sdtfl="http://schemas.microsoft.com/office/word/2024/wordml/sdtformatlock" xmlns:w16se="http://schemas.microsoft.com/office/word/2015/wordml/symex" xmlns:wpg="http://schemas.microsoft.com/office/word/2010/wordprocessingGroup" xmlns:wpi="http://schemas.microsoft.com/office/word/2010/wordprocessingInk" xmlns:wne="http://schemas.microsoft.com/office/word/2006/wordml" xmlns:wps="http://schemas.microsoft.com/office/word/2010/wordprocessingShape" mc:Ignorable="w14 w15 w16se w16cid w16 w16cex w16sdtdh w16sdtfl w16du wp14">
-  <w:p>
-    <w:pPr>
-      <w:pStyle w:val="Footer"/>
-    </w:pPr>
-  </w:p>
-</w:ftr>
-</file>
-
 <file path=word/footnotes.xml><?xml version="1.0" encoding="utf-8"?>
 <w:footnotes xmlns:wpc="http://schemas.microsoft.com/office/word/2010/wordprocessingCanvas" xmlns:cx="http://schemas.microsoft.com/office/drawing/2014/chartex" xmlns:cx1="http://schemas.microsoft.com/office/drawing/2015/9/8/chartex" xmlns:cx2="http://schemas.microsoft.com/office/drawing/2015/10/21/chartex" xmlns:cx3="http://schemas.microsoft.com/office/drawing/2016/5/9/chartex" xmlns:cx4="http://schemas.microsoft.com/office/drawing/2016/5/10/chartex" xmlns:cx5="http://schemas.microsoft.com/office/drawing/2016/5/11/chartex" xmlns:cx6="http://schemas.microsoft.com/office/drawing/2016/5/12/chartex" xmlns:cx7="http://schemas.microsoft.com/office/drawing/2016/5/13/chartex" xmlns:cx8="http://schemas.microsoft.com/office/drawing/2016/5/14/chartex" xmlns:mc="http://schemas.openxmlformats.org/markup-compatibility/2006" xmlns:aink="http://schemas.microsoft.com/office/drawing/2016/ink" xmlns:am3d="http://schemas.microsoft.com/office/drawing/2017/model3d" xmlns:o="urn:schemas-microsoft-com:office:office" xmlns:oel="http://schemas.microsoft.com/office/2019/extlst" xmlns:r="http://schemas.openxmlformats.org/officeDocument/2006/relationships" xmlns:m="http://schemas.openxmlformats.org/officeDocument/2006/math" xmlns:v="urn:schemas-microsoft-com:vml" xmlns:wp14="http://schemas.microsoft.com/office/word/2010/wordprocessingDrawing" xmlns:wp="http://schemas.openxmlformats.org/drawingml/2006/wordprocessingDrawing" xmlns:w10="urn:schemas-microsoft-com:office:word" xmlns:w="http://schemas.openxmlformats.org/wordprocessingml/2006/main" xmlns:w14="http://schemas.microsoft.com/office/word/2010/wordml" xmlns:w15="http://schemas.microsoft.com/office/word/2012/wordml" xmlns:w16cex="http://schemas.microsoft.com/office/word/2018/wordml/cex" xmlns:w16cid="http://schemas.microsoft.com/office/word/2016/wordml/cid" xmlns:w16="http://schemas.microsoft.com/office/word/2018/wordml" xmlns:w16du="http://schemas.microsoft.com/office/word/2023/wordml/word16du" xmlns:w16sdtdh="http://schemas.microsoft.com/office/word/2020/wordml/sdtdatahash" xmlns:w16sdtfl="http://schemas.microsoft.com/office/word/2024/wordml/sdtformatlock" xmlns:w16se="http://schemas.microsoft.com/office/word/2015/wordml/symex" xmlns:wpg="http://schemas.microsoft.com/office/word/2010/wordprocessingGroup" xmlns:wpi="http://schemas.microsoft.com/office/word/2010/wordprocessingInk" xmlns:wne="http://schemas.microsoft.com/office/word/2006/wordml" xmlns:wps="http://schemas.microsoft.com/office/word/2010/wordprocessingShape" mc:Ignorable="w14 w15 w16se w16cid w16 w16cex w16sdtdh w16sdtfl w16du wp14">
   <w:footnote w:type="separator" w:id="-1">
@@ -3427,14 +3404,26 @@
 <w:hdr xmlns:wpc="http://schemas.microsoft.com/office/word/2010/wordprocessingCanvas" xmlns:cx="http://schemas.microsoft.com/office/drawing/2014/chartex" xmlns:cx1="http://schemas.microsoft.com/office/drawing/2015/9/8/chartex" xmlns:cx2="http://schemas.microsoft.com/office/drawing/2015/10/21/chartex" xmlns:cx3="http://schemas.microsoft.com/office/drawing/2016/5/9/chartex" xmlns:cx4="http://schemas.microsoft.com/office/drawing/2016/5/10/chartex" xmlns:cx5="http://schemas.microsoft.com/office/drawing/2016/5/11/chartex" xmlns:cx6="http://schemas.microsoft.com/office/drawing/2016/5/12/chartex" xmlns:cx7="http://schemas.microsoft.com/office/drawing/2016/5/13/chartex" xmlns:cx8="http://schemas.microsoft.com/office/drawing/2016/5/14/chartex" xmlns:mc="http://schemas.openxmlformats.org/markup-compatibility/2006" xmlns:aink="http://schemas.microsoft.com/office/drawing/2016/ink" xmlns:am3d="http://schemas.microsoft.com/office/drawing/2017/model3d" xmlns:o="urn:schemas-microsoft-com:office:office" xmlns:oel="http://schemas.microsoft.com/office/2019/extlst" xmlns:r="http://schemas.openxmlformats.org/officeDocument/2006/relationships" xmlns:m="http://schemas.openxmlformats.org/officeDocument/2006/math" xmlns:v="urn:schemas-microsoft-com:vml" xmlns:wp14="http://schemas.microsoft.com/office/word/2010/wordprocessingDrawing" xmlns:wp="http://schemas.openxmlformats.org/drawingml/2006/wordprocessingDrawing" xmlns:w10="urn:schemas-microsoft-com:office:word" xmlns:w="http://schemas.openxmlformats.org/wordprocessingml/2006/main" xmlns:w14="http://schemas.microsoft.com/office/word/2010/wordml" xmlns:w15="http://schemas.microsoft.com/office/word/2012/wordml" xmlns:w16cex="http://schemas.microsoft.com/office/word/2018/wordml/cex" xmlns:w16cid="http://schemas.microsoft.com/office/word/2016/wordml/cid" xmlns:w16="http://schemas.microsoft.com/office/word/2018/wordml" xmlns:w16du="http://schemas.microsoft.com/office/word/2023/wordml/word16du" xmlns:w16sdtdh="http://schemas.microsoft.com/office/word/2020/wordml/sdtdatahash" xmlns:w16sdtfl="http://schemas.microsoft.com/office/word/2024/wordml/sdtformatlock" xmlns:w16se="http://schemas.microsoft.com/office/word/2015/wordml/symex" xmlns:wpg="http://schemas.microsoft.com/office/word/2010/wordprocessingGroup" xmlns:wpi="http://schemas.microsoft.com/office/word/2010/wordprocessingInk" xmlns:wne="http://schemas.microsoft.com/office/word/2006/wordml" xmlns:wps="http://schemas.microsoft.com/office/word/2010/wordprocessingShape" mc:Ignorable="w14 w15 w16se w16cid w16 w16cex w16sdtdh w16sdtfl w16du wp14">
   <w:p>
     <w:pPr>
-      <w:pStyle w:val="Header"/>
+      <w:pBdr>
+        <w:top w:val="nil"/>
+        <w:left w:val="nil"/>
+        <w:bottom w:val="nil"/>
+        <w:right w:val="nil"/>
+        <w:between w:val="nil"/>
+      </w:pBdr>
+      <w:tabs>
+        <w:tab w:val="center" w:pos="4680"/>
+        <w:tab w:val="right" w:pos="9360"/>
+      </w:tabs>
+      <w:spacing w:after="0" w:line="240" w:lineRule="auto"/>
+      <w:jc w:val="right"/>
+      <w:rPr>
+        <w:rFonts w:ascii="Aptos" w:eastAsia="Aptos" w:hAnsi="Aptos" w:cs="Aptos"/>
+        <w:b/>
+        <w:bCs/>
+      </w:rPr>
     </w:pPr>
   </w:p>
-</w:hdr>
-</file>
-
-<file path=word/header2.xml><?xml version="1.0" encoding="utf-8"?>
-<w:hdr xmlns:wpc="http://schemas.microsoft.com/office/word/2010/wordprocessingCanvas" xmlns:cx="http://schemas.microsoft.com/office/drawing/2014/chartex" xmlns:cx1="http://schemas.microsoft.com/office/drawing/2015/9/8/chartex" xmlns:cx2="http://schemas.microsoft.com/office/drawing/2015/10/21/chartex" xmlns:cx3="http://schemas.microsoft.com/office/drawing/2016/5/9/chartex" xmlns:cx4="http://schemas.microsoft.com/office/drawing/2016/5/10/chartex" xmlns:cx5="http://schemas.microsoft.com/office/drawing/2016/5/11/chartex" xmlns:cx6="http://schemas.microsoft.com/office/drawing/2016/5/12/chartex" xmlns:cx7="http://schemas.microsoft.com/office/drawing/2016/5/13/chartex" xmlns:cx8="http://schemas.microsoft.com/office/drawing/2016/5/14/chartex" xmlns:mc="http://schemas.openxmlformats.org/markup-compatibility/2006" xmlns:aink="http://schemas.microsoft.com/office/drawing/2016/ink" xmlns:am3d="http://schemas.microsoft.com/office/drawing/2017/model3d" xmlns:o="urn:schemas-microsoft-com:office:office" xmlns:oel="http://schemas.microsoft.com/office/2019/extlst" xmlns:r="http://schemas.openxmlformats.org/officeDocument/2006/relationships" xmlns:m="http://schemas.openxmlformats.org/officeDocument/2006/math" xmlns:v="urn:schemas-microsoft-com:vml" xmlns:wp14="http://schemas.microsoft.com/office/word/2010/wordprocessingDrawing" xmlns:wp="http://schemas.openxmlformats.org/drawingml/2006/wordprocessingDrawing" xmlns:w10="urn:schemas-microsoft-com:office:word" xmlns:w="http://schemas.openxmlformats.org/wordprocessingml/2006/main" xmlns:w14="http://schemas.microsoft.com/office/word/2010/wordml" xmlns:w15="http://schemas.microsoft.com/office/word/2012/wordml" xmlns:w16cex="http://schemas.microsoft.com/office/word/2018/wordml/cex" xmlns:w16cid="http://schemas.microsoft.com/office/word/2016/wordml/cid" xmlns:w16="http://schemas.microsoft.com/office/word/2018/wordml" xmlns:w16du="http://schemas.microsoft.com/office/word/2023/wordml/word16du" xmlns:w16sdtdh="http://schemas.microsoft.com/office/word/2020/wordml/sdtdatahash" xmlns:w16sdtfl="http://schemas.microsoft.com/office/word/2024/wordml/sdtformatlock" xmlns:w16se="http://schemas.microsoft.com/office/word/2015/wordml/symex" xmlns:wpg="http://schemas.microsoft.com/office/word/2010/wordprocessingGroup" xmlns:wpi="http://schemas.microsoft.com/office/word/2010/wordprocessingInk" xmlns:wne="http://schemas.microsoft.com/office/word/2006/wordml" xmlns:wps="http://schemas.microsoft.com/office/word/2010/wordprocessingShape" mc:Ignorable="w14 w15 w16se w16cid w16 w16cex w16sdtdh w16sdtfl w16du wp14">
   <w:p>
     <w:pPr>
       <w:pBdr>
@@ -3607,7 +3596,7 @@
       <w:pBdr>
         <w:top w:val="nil"/>
         <w:left w:val="nil"/>
-        <w:bottom w:val="single" w:sz="12" w:space="1" w:color="000000"/>
+        <w:bottom w:val="single" w:sz="12" w:space="22" w:color="000000"/>
         <w:right w:val="nil"/>
         <w:between w:val="nil"/>
       </w:pBdr>
@@ -3629,7 +3618,7 @@
 </w:hdr>
 </file>
 
-<file path=word/header3.xml><?xml version="1.0" encoding="utf-8"?>
+<file path=word/header2.xml><?xml version="1.0" encoding="utf-8"?>
 <w:hdr xmlns:wpc="http://schemas.microsoft.com/office/word/2010/wordprocessingCanvas" xmlns:cx="http://schemas.microsoft.com/office/drawing/2014/chartex" xmlns:cx1="http://schemas.microsoft.com/office/drawing/2015/9/8/chartex" xmlns:cx2="http://schemas.microsoft.com/office/drawing/2015/10/21/chartex" xmlns:cx3="http://schemas.microsoft.com/office/drawing/2016/5/9/chartex" xmlns:cx4="http://schemas.microsoft.com/office/drawing/2016/5/10/chartex" xmlns:cx5="http://schemas.microsoft.com/office/drawing/2016/5/11/chartex" xmlns:cx6="http://schemas.microsoft.com/office/drawing/2016/5/12/chartex" xmlns:cx7="http://schemas.microsoft.com/office/drawing/2016/5/13/chartex" xmlns:cx8="http://schemas.microsoft.com/office/drawing/2016/5/14/chartex" xmlns:mc="http://schemas.openxmlformats.org/markup-compatibility/2006" xmlns:aink="http://schemas.microsoft.com/office/drawing/2016/ink" xmlns:am3d="http://schemas.microsoft.com/office/drawing/2017/model3d" xmlns:o="urn:schemas-microsoft-com:office:office" xmlns:oel="http://schemas.microsoft.com/office/2019/extlst" xmlns:r="http://schemas.openxmlformats.org/officeDocument/2006/relationships" xmlns:m="http://schemas.openxmlformats.org/officeDocument/2006/math" xmlns:v="urn:schemas-microsoft-com:vml" xmlns:wp14="http://schemas.microsoft.com/office/word/2010/wordprocessingDrawing" xmlns:wp="http://schemas.openxmlformats.org/drawingml/2006/wordprocessingDrawing" xmlns:w10="urn:schemas-microsoft-com:office:word" xmlns:w="http://schemas.openxmlformats.org/wordprocessingml/2006/main" xmlns:w14="http://schemas.microsoft.com/office/word/2010/wordml" xmlns:w15="http://schemas.microsoft.com/office/word/2012/wordml" xmlns:w16cex="http://schemas.microsoft.com/office/word/2018/wordml/cex" xmlns:w16cid="http://schemas.microsoft.com/office/word/2016/wordml/cid" xmlns:w16="http://schemas.microsoft.com/office/word/2018/wordml" xmlns:w16du="http://schemas.microsoft.com/office/word/2023/wordml/word16du" xmlns:w16sdtdh="http://schemas.microsoft.com/office/word/2020/wordml/sdtdatahash" xmlns:w16sdtfl="http://schemas.microsoft.com/office/word/2024/wordml/sdtformatlock" xmlns:w16se="http://schemas.microsoft.com/office/word/2015/wordml/symex" xmlns:wpg="http://schemas.microsoft.com/office/word/2010/wordprocessingGroup" xmlns:wpi="http://schemas.microsoft.com/office/word/2010/wordprocessingInk" xmlns:wne="http://schemas.microsoft.com/office/word/2006/wordml" xmlns:wps="http://schemas.microsoft.com/office/word/2010/wordprocessingShape" mc:Ignorable="w14 w15 w16se w16cid w16 w16cex w16sdtdh w16sdtfl w16du wp14">
   <w:tbl>
     <w:tblPr>
@@ -8867,33 +8856,10 @@
 </file>
 
 <file path=customXml/item1.xml><?xml version="1.0" encoding="utf-8"?>
-<?mso-contentType ?>
-<FormTemplates xmlns="http://schemas.microsoft.com/sharepoint/v3/contenttype/forms">
-  <Display>DocumentLibraryForm</Display>
-  <Edit>DocumentLibraryForm</Edit>
-  <New>DocumentLibraryForm</New>
-</FormTemplates>
+<b:Sources xmlns:b="http://schemas.openxmlformats.org/officeDocument/2006/bibliography" xmlns="http://schemas.openxmlformats.org/officeDocument/2006/bibliography" SelectedStyle="\APASixthEditionOfficeOnline.xsl" StyleName="APA" Version="6"/>
 </file>
 
 <file path=customXml/item2.xml><?xml version="1.0" encoding="utf-8"?>
-<p:properties xmlns:p="http://schemas.microsoft.com/office/2006/metadata/properties" xmlns:xsi="http://www.w3.org/2001/XMLSchema-instance" xmlns:pc="http://schemas.microsoft.com/office/infopath/2007/PartnerControls">
-  <documentManagement>
-    <TaxCatchAll xmlns="1240a608-ab0c-4b9e-a7e8-98b322547dfc" xsi:nil="true"/>
-    <lcf76f155ced4ddcb4097134ff3c332f xmlns="17280a2b-37da-44d9-bded-03910e228e5a">
-      <Terms xmlns="http://schemas.microsoft.com/office/infopath/2007/PartnerControls"/>
-    </lcf76f155ced4ddcb4097134ff3c332f>
-    <LastEdited xmlns="17280a2b-37da-44d9-bded-03910e228e5a">
-      <UserInfo>
-        <DisplayName/>
-        <AccountId xsi:nil="true"/>
-        <AccountType/>
-      </UserInfo>
-    </LastEdited>
-  </documentManagement>
-</p:properties>
-</file>
-
-<file path=customXml/item3.xml><?xml version="1.0" encoding="utf-8"?>
 <ct:contentTypeSchema xmlns:ct="http://schemas.microsoft.com/office/2006/metadata/contentType" xmlns:ma="http://schemas.microsoft.com/office/2006/metadata/properties/metaAttributes" ct:_="" ma:_="" ma:contentTypeName="Document" ma:contentTypeID="0x01010091DC0C81704971498909B37128C6313A" ma:contentTypeVersion="20" ma:contentTypeDescription="Create a new document." ma:contentTypeScope="" ma:versionID="e565a2cacd807b31cd07b8d522cae671">
   <xsd:schema xmlns:xsd="http://www.w3.org/2001/XMLSchema" xmlns:xs="http://www.w3.org/2001/XMLSchema" xmlns:p="http://schemas.microsoft.com/office/2006/metadata/properties" xmlns:ns2="17280a2b-37da-44d9-bded-03910e228e5a" xmlns:ns3="1240a608-ab0c-4b9e-a7e8-98b322547dfc" targetNamespace="http://schemas.microsoft.com/office/2006/metadata/properties" ma:root="true" ma:fieldsID="0110d707138436e12cbb4669245872c4" ns2:_="" ns3:_="">
     <xsd:import namespace="17280a2b-37da-44d9-bded-03910e228e5a"/>
@@ -9174,30 +9140,42 @@
 </ct:contentTypeSchema>
 </file>
 
+<file path=customXml/item3.xml><?xml version="1.0" encoding="utf-8"?>
+<p:properties xmlns:p="http://schemas.microsoft.com/office/2006/metadata/properties" xmlns:xsi="http://www.w3.org/2001/XMLSchema-instance" xmlns:pc="http://schemas.microsoft.com/office/infopath/2007/PartnerControls">
+  <documentManagement>
+    <TaxCatchAll xmlns="1240a608-ab0c-4b9e-a7e8-98b322547dfc" xsi:nil="true"/>
+    <lcf76f155ced4ddcb4097134ff3c332f xmlns="17280a2b-37da-44d9-bded-03910e228e5a">
+      <Terms xmlns="http://schemas.microsoft.com/office/infopath/2007/PartnerControls"/>
+    </lcf76f155ced4ddcb4097134ff3c332f>
+    <LastEdited xmlns="17280a2b-37da-44d9-bded-03910e228e5a">
+      <UserInfo>
+        <DisplayName/>
+        <AccountId xsi:nil="true"/>
+        <AccountType/>
+      </UserInfo>
+    </LastEdited>
+  </documentManagement>
+</p:properties>
+</file>
+
 <file path=customXml/item4.xml><?xml version="1.0" encoding="utf-8"?>
-<b:Sources xmlns:b="http://schemas.openxmlformats.org/officeDocument/2006/bibliography" xmlns="http://schemas.openxmlformats.org/officeDocument/2006/bibliography" SelectedStyle="\APASixthEditionOfficeOnline.xsl" StyleName="APA" Version="6"/>
+<?mso-contentType ?>
+<FormTemplates xmlns="http://schemas.microsoft.com/sharepoint/v3/contenttype/forms">
+  <Display>DocumentLibraryForm</Display>
+  <Edit>DocumentLibraryForm</Edit>
+  <New>DocumentLibraryForm</New>
+</FormTemplates>
 </file>
 
 <file path=customXml/itemProps1.xml><?xml version="1.0" encoding="utf-8"?>
-<ds:datastoreItem xmlns:ds="http://schemas.openxmlformats.org/officeDocument/2006/customXml" ds:itemID="{5B4036AD-D8C8-419D-BFFE-96A2DC0D267F}">
+<ds:datastoreItem xmlns:ds="http://schemas.openxmlformats.org/officeDocument/2006/customXml" ds:itemID="{019E14DF-1C9B-43A7-814A-E736EE78D25A}">
   <ds:schemaRefs>
-    <ds:schemaRef ds:uri="http://schemas.microsoft.com/sharepoint/v3/contenttype/forms"/>
+    <ds:schemaRef ds:uri="http://schemas.openxmlformats.org/officeDocument/2006/bibliography"/>
   </ds:schemaRefs>
 </ds:datastoreItem>
 </file>
 
 <file path=customXml/itemProps2.xml><?xml version="1.0" encoding="utf-8"?>
-<ds:datastoreItem xmlns:ds="http://schemas.openxmlformats.org/officeDocument/2006/customXml" ds:itemID="{198F2852-3330-4053-9879-43F29ED4AB86}">
-  <ds:schemaRefs>
-    <ds:schemaRef ds:uri="http://schemas.microsoft.com/office/2006/metadata/properties"/>
-    <ds:schemaRef ds:uri="http://schemas.microsoft.com/office/infopath/2007/PartnerControls"/>
-    <ds:schemaRef ds:uri="1240a608-ab0c-4b9e-a7e8-98b322547dfc"/>
-    <ds:schemaRef ds:uri="17280a2b-37da-44d9-bded-03910e228e5a"/>
-  </ds:schemaRefs>
-</ds:datastoreItem>
-</file>
-
-<file path=customXml/itemProps3.xml><?xml version="1.0" encoding="utf-8"?>
 <ds:datastoreItem xmlns:ds="http://schemas.openxmlformats.org/officeDocument/2006/customXml" ds:itemID="{3ACD135F-19EF-4809-846A-B652A325CBFC}">
   <ds:schemaRefs>
     <ds:schemaRef ds:uri="http://schemas.microsoft.com/office/2006/metadata/contentType"/>
@@ -9216,10 +9194,21 @@
 </ds:datastoreItem>
 </file>
 
+<file path=customXml/itemProps3.xml><?xml version="1.0" encoding="utf-8"?>
+<ds:datastoreItem xmlns:ds="http://schemas.openxmlformats.org/officeDocument/2006/customXml" ds:itemID="{198F2852-3330-4053-9879-43F29ED4AB86}">
+  <ds:schemaRefs>
+    <ds:schemaRef ds:uri="http://schemas.microsoft.com/office/2006/metadata/properties"/>
+    <ds:schemaRef ds:uri="http://schemas.microsoft.com/office/infopath/2007/PartnerControls"/>
+    <ds:schemaRef ds:uri="1240a608-ab0c-4b9e-a7e8-98b322547dfc"/>
+    <ds:schemaRef ds:uri="17280a2b-37da-44d9-bded-03910e228e5a"/>
+  </ds:schemaRefs>
+</ds:datastoreItem>
+</file>
+
 <file path=customXml/itemProps4.xml><?xml version="1.0" encoding="utf-8"?>
-<ds:datastoreItem xmlns:ds="http://schemas.openxmlformats.org/officeDocument/2006/customXml" ds:itemID="{019E14DF-1C9B-43A7-814A-E736EE78D25A}">
+<ds:datastoreItem xmlns:ds="http://schemas.openxmlformats.org/officeDocument/2006/customXml" ds:itemID="{5B4036AD-D8C8-419D-BFFE-96A2DC0D267F}">
   <ds:schemaRefs>
-    <ds:schemaRef ds:uri="http://schemas.openxmlformats.org/officeDocument/2006/bibliography"/>
+    <ds:schemaRef ds:uri="http://schemas.microsoft.com/sharepoint/v3/contenttype/forms"/>
   </ds:schemaRefs>
 </ds:datastoreItem>
 </file>
